--- a/Project/queries.docx
+++ b/Project/queries.docx
@@ -1432,7 +1432,7 @@
           <w14:ligatures w14:val="standardContextual"/>
         </w:rPr>
         <w:drawing>
-          <wp:inline distT="0" distB="0" distL="0" distR="0" wp14:anchorId="32EE17E4" wp14:editId="4C1E0182">
+          <wp:inline distT="0" distB="0" distL="0" distR="0" wp14:anchorId="32EE17E4" wp14:editId="24D748B9">
             <wp:extent cx="6212264" cy="2256127"/>
             <wp:effectExtent l="0" t="0" r="0" b="5080"/>
             <wp:docPr id="1607398708" name="Picture 2"/>
@@ -3615,7 +3615,7 @@
           <w14:ligatures w14:val="standardContextual"/>
         </w:rPr>
         <w:drawing>
-          <wp:inline distT="0" distB="0" distL="0" distR="0" wp14:anchorId="05612A3E" wp14:editId="4C434795">
+          <wp:inline distT="0" distB="0" distL="0" distR="0" wp14:anchorId="05612A3E" wp14:editId="5593DECD">
             <wp:extent cx="3817856" cy="2059510"/>
             <wp:effectExtent l="0" t="0" r="5080" b="0"/>
             <wp:docPr id="40933321" name="Picture 6"/>
@@ -4053,203 +4053,203 @@
           <w:bCs/>
           <w:sz w:val="24"/>
           <w:szCs w:val="24"/>
-          <w:lang w:val="en-US"/>
-        </w:rPr>
-      </w:pPr>
-    </w:p>
-    <w:p>
-      <w:pPr>
-        <w:pStyle w:val="p1"/>
-        <w:jc w:val="both"/>
-        <w:rPr>
-          <w:rFonts w:asciiTheme="minorHAnsi" w:hAnsiTheme="minorHAnsi"/>
-          <w:b/>
-          <w:bCs/>
-          <w:sz w:val="24"/>
-          <w:szCs w:val="24"/>
-          <w:lang w:val="en-US"/>
-        </w:rPr>
-      </w:pPr>
-    </w:p>
-    <w:p>
-      <w:pPr>
-        <w:pStyle w:val="p1"/>
-        <w:jc w:val="both"/>
-        <w:rPr>
-          <w:rFonts w:asciiTheme="minorHAnsi" w:hAnsiTheme="minorHAnsi"/>
-          <w:b/>
-          <w:bCs/>
-          <w:sz w:val="24"/>
-          <w:szCs w:val="24"/>
-          <w:lang w:val="en-US"/>
-        </w:rPr>
-      </w:pPr>
-    </w:p>
-    <w:p>
-      <w:pPr>
-        <w:pStyle w:val="p1"/>
-        <w:jc w:val="both"/>
-        <w:rPr>
-          <w:rFonts w:asciiTheme="minorHAnsi" w:hAnsiTheme="minorHAnsi"/>
-          <w:b/>
-          <w:bCs/>
-          <w:sz w:val="24"/>
-          <w:szCs w:val="24"/>
-          <w:lang w:val="en-US"/>
-        </w:rPr>
-      </w:pPr>
-    </w:p>
-    <w:p>
-      <w:pPr>
-        <w:pStyle w:val="p1"/>
-        <w:jc w:val="both"/>
-        <w:rPr>
-          <w:rFonts w:asciiTheme="minorHAnsi" w:hAnsiTheme="minorHAnsi"/>
-          <w:b/>
-          <w:bCs/>
-          <w:sz w:val="24"/>
-          <w:szCs w:val="24"/>
-          <w:lang w:val="en-US"/>
-        </w:rPr>
-      </w:pPr>
-    </w:p>
-    <w:p>
-      <w:pPr>
-        <w:pStyle w:val="p1"/>
-        <w:jc w:val="both"/>
-        <w:rPr>
-          <w:rFonts w:asciiTheme="minorHAnsi" w:hAnsiTheme="minorHAnsi"/>
-          <w:b/>
-          <w:bCs/>
-          <w:sz w:val="24"/>
-          <w:szCs w:val="24"/>
-          <w:lang w:val="en-US"/>
-        </w:rPr>
-      </w:pPr>
-    </w:p>
-    <w:p>
-      <w:pPr>
-        <w:pStyle w:val="p1"/>
-        <w:jc w:val="both"/>
-        <w:rPr>
-          <w:rFonts w:asciiTheme="minorHAnsi" w:hAnsiTheme="minorHAnsi"/>
-          <w:b/>
-          <w:bCs/>
-          <w:sz w:val="24"/>
-          <w:szCs w:val="24"/>
-          <w:lang w:val="en-US"/>
-        </w:rPr>
-      </w:pPr>
-    </w:p>
-    <w:p>
-      <w:pPr>
-        <w:pStyle w:val="p1"/>
-        <w:jc w:val="both"/>
-        <w:rPr>
-          <w:rFonts w:asciiTheme="minorHAnsi" w:hAnsiTheme="minorHAnsi"/>
-          <w:b/>
-          <w:bCs/>
-          <w:sz w:val="24"/>
-          <w:szCs w:val="24"/>
-          <w:lang w:val="en-US"/>
-        </w:rPr>
-      </w:pPr>
-    </w:p>
-    <w:p>
-      <w:pPr>
-        <w:pStyle w:val="p1"/>
-        <w:jc w:val="both"/>
-        <w:rPr>
-          <w:rFonts w:asciiTheme="minorHAnsi" w:hAnsiTheme="minorHAnsi"/>
-          <w:b/>
-          <w:bCs/>
-          <w:sz w:val="24"/>
-          <w:szCs w:val="24"/>
-          <w:lang w:val="en-US"/>
-        </w:rPr>
-      </w:pPr>
-    </w:p>
-    <w:p>
-      <w:pPr>
-        <w:pStyle w:val="p1"/>
-        <w:jc w:val="both"/>
-        <w:rPr>
-          <w:rFonts w:asciiTheme="minorHAnsi" w:hAnsiTheme="minorHAnsi"/>
-          <w:b/>
-          <w:bCs/>
-          <w:sz w:val="24"/>
-          <w:szCs w:val="24"/>
-          <w:lang w:val="en-US"/>
-        </w:rPr>
-      </w:pPr>
-    </w:p>
-    <w:p>
-      <w:pPr>
-        <w:pStyle w:val="p1"/>
-        <w:jc w:val="both"/>
-        <w:rPr>
-          <w:rFonts w:asciiTheme="minorHAnsi" w:hAnsiTheme="minorHAnsi"/>
-          <w:b/>
-          <w:bCs/>
-          <w:sz w:val="24"/>
-          <w:szCs w:val="24"/>
-          <w:lang w:val="en-US"/>
-        </w:rPr>
-      </w:pPr>
-    </w:p>
-    <w:p>
-      <w:pPr>
-        <w:pStyle w:val="p1"/>
-        <w:jc w:val="both"/>
-        <w:rPr>
-          <w:rFonts w:asciiTheme="minorHAnsi" w:hAnsiTheme="minorHAnsi"/>
-          <w:b/>
-          <w:bCs/>
-          <w:sz w:val="24"/>
-          <w:szCs w:val="24"/>
-          <w:lang w:val="en-US"/>
-        </w:rPr>
-      </w:pPr>
-    </w:p>
-    <w:p>
-      <w:pPr>
-        <w:pStyle w:val="p1"/>
-        <w:jc w:val="both"/>
-        <w:rPr>
-          <w:rFonts w:asciiTheme="minorHAnsi" w:hAnsiTheme="minorHAnsi"/>
-          <w:b/>
-          <w:bCs/>
-          <w:sz w:val="24"/>
-          <w:szCs w:val="24"/>
-          <w:lang w:val="en-US"/>
-        </w:rPr>
-      </w:pPr>
-    </w:p>
-    <w:p>
-      <w:pPr>
-        <w:pStyle w:val="p1"/>
-        <w:jc w:val="both"/>
-        <w:rPr>
-          <w:rFonts w:asciiTheme="minorHAnsi" w:hAnsiTheme="minorHAnsi"/>
-          <w:b/>
-          <w:bCs/>
-          <w:sz w:val="24"/>
-          <w:szCs w:val="24"/>
-          <w:lang w:val="en-US"/>
-        </w:rPr>
-      </w:pPr>
-    </w:p>
-    <w:p>
-      <w:pPr>
-        <w:pStyle w:val="p1"/>
-        <w:jc w:val="both"/>
-        <w:rPr>
-          <w:rFonts w:asciiTheme="minorHAnsi" w:hAnsiTheme="minorHAnsi"/>
-          <w:b/>
-          <w:bCs/>
-          <w:sz w:val="24"/>
-          <w:szCs w:val="24"/>
-          <w:lang w:val="en-US"/>
+          <w:lang w:val="el-GR"/>
+        </w:rPr>
+      </w:pPr>
+    </w:p>
+    <w:p>
+      <w:pPr>
+        <w:pStyle w:val="p1"/>
+        <w:jc w:val="both"/>
+        <w:rPr>
+          <w:rFonts w:asciiTheme="minorHAnsi" w:hAnsiTheme="minorHAnsi"/>
+          <w:b/>
+          <w:bCs/>
+          <w:sz w:val="24"/>
+          <w:szCs w:val="24"/>
+          <w:lang w:val="el-GR"/>
+        </w:rPr>
+      </w:pPr>
+    </w:p>
+    <w:p>
+      <w:pPr>
+        <w:pStyle w:val="p1"/>
+        <w:jc w:val="both"/>
+        <w:rPr>
+          <w:rFonts w:asciiTheme="minorHAnsi" w:hAnsiTheme="minorHAnsi"/>
+          <w:b/>
+          <w:bCs/>
+          <w:sz w:val="24"/>
+          <w:szCs w:val="24"/>
+          <w:lang w:val="el-GR"/>
+        </w:rPr>
+      </w:pPr>
+    </w:p>
+    <w:p>
+      <w:pPr>
+        <w:pStyle w:val="p1"/>
+        <w:jc w:val="both"/>
+        <w:rPr>
+          <w:rFonts w:asciiTheme="minorHAnsi" w:hAnsiTheme="minorHAnsi"/>
+          <w:b/>
+          <w:bCs/>
+          <w:sz w:val="24"/>
+          <w:szCs w:val="24"/>
+          <w:lang w:val="el-GR"/>
+        </w:rPr>
+      </w:pPr>
+    </w:p>
+    <w:p>
+      <w:pPr>
+        <w:pStyle w:val="p1"/>
+        <w:jc w:val="both"/>
+        <w:rPr>
+          <w:rFonts w:asciiTheme="minorHAnsi" w:hAnsiTheme="minorHAnsi"/>
+          <w:b/>
+          <w:bCs/>
+          <w:sz w:val="24"/>
+          <w:szCs w:val="24"/>
+          <w:lang w:val="el-GR"/>
+        </w:rPr>
+      </w:pPr>
+    </w:p>
+    <w:p>
+      <w:pPr>
+        <w:pStyle w:val="p1"/>
+        <w:jc w:val="both"/>
+        <w:rPr>
+          <w:rFonts w:asciiTheme="minorHAnsi" w:hAnsiTheme="minorHAnsi"/>
+          <w:b/>
+          <w:bCs/>
+          <w:sz w:val="24"/>
+          <w:szCs w:val="24"/>
+          <w:lang w:val="el-GR"/>
+        </w:rPr>
+      </w:pPr>
+    </w:p>
+    <w:p>
+      <w:pPr>
+        <w:pStyle w:val="p1"/>
+        <w:jc w:val="both"/>
+        <w:rPr>
+          <w:rFonts w:asciiTheme="minorHAnsi" w:hAnsiTheme="minorHAnsi"/>
+          <w:b/>
+          <w:bCs/>
+          <w:sz w:val="24"/>
+          <w:szCs w:val="24"/>
+          <w:lang w:val="el-GR"/>
+        </w:rPr>
+      </w:pPr>
+    </w:p>
+    <w:p>
+      <w:pPr>
+        <w:pStyle w:val="p1"/>
+        <w:jc w:val="both"/>
+        <w:rPr>
+          <w:rFonts w:asciiTheme="minorHAnsi" w:hAnsiTheme="minorHAnsi"/>
+          <w:b/>
+          <w:bCs/>
+          <w:sz w:val="24"/>
+          <w:szCs w:val="24"/>
+          <w:lang w:val="el-GR"/>
+        </w:rPr>
+      </w:pPr>
+    </w:p>
+    <w:p>
+      <w:pPr>
+        <w:pStyle w:val="p1"/>
+        <w:jc w:val="both"/>
+        <w:rPr>
+          <w:rFonts w:asciiTheme="minorHAnsi" w:hAnsiTheme="minorHAnsi"/>
+          <w:b/>
+          <w:bCs/>
+          <w:sz w:val="24"/>
+          <w:szCs w:val="24"/>
+          <w:lang w:val="el-GR"/>
+        </w:rPr>
+      </w:pPr>
+    </w:p>
+    <w:p>
+      <w:pPr>
+        <w:pStyle w:val="p1"/>
+        <w:jc w:val="both"/>
+        <w:rPr>
+          <w:rFonts w:asciiTheme="minorHAnsi" w:hAnsiTheme="minorHAnsi"/>
+          <w:b/>
+          <w:bCs/>
+          <w:sz w:val="24"/>
+          <w:szCs w:val="24"/>
+          <w:lang w:val="el-GR"/>
+        </w:rPr>
+      </w:pPr>
+    </w:p>
+    <w:p>
+      <w:pPr>
+        <w:pStyle w:val="p1"/>
+        <w:jc w:val="both"/>
+        <w:rPr>
+          <w:rFonts w:asciiTheme="minorHAnsi" w:hAnsiTheme="minorHAnsi"/>
+          <w:b/>
+          <w:bCs/>
+          <w:sz w:val="24"/>
+          <w:szCs w:val="24"/>
+          <w:lang w:val="el-GR"/>
+        </w:rPr>
+      </w:pPr>
+    </w:p>
+    <w:p>
+      <w:pPr>
+        <w:pStyle w:val="p1"/>
+        <w:jc w:val="both"/>
+        <w:rPr>
+          <w:rFonts w:asciiTheme="minorHAnsi" w:hAnsiTheme="minorHAnsi"/>
+          <w:b/>
+          <w:bCs/>
+          <w:sz w:val="24"/>
+          <w:szCs w:val="24"/>
+          <w:lang w:val="el-GR"/>
+        </w:rPr>
+      </w:pPr>
+    </w:p>
+    <w:p>
+      <w:pPr>
+        <w:pStyle w:val="p1"/>
+        <w:jc w:val="both"/>
+        <w:rPr>
+          <w:rFonts w:asciiTheme="minorHAnsi" w:hAnsiTheme="minorHAnsi"/>
+          <w:b/>
+          <w:bCs/>
+          <w:sz w:val="24"/>
+          <w:szCs w:val="24"/>
+          <w:lang w:val="el-GR"/>
+        </w:rPr>
+      </w:pPr>
+    </w:p>
+    <w:p>
+      <w:pPr>
+        <w:pStyle w:val="p1"/>
+        <w:jc w:val="both"/>
+        <w:rPr>
+          <w:rFonts w:asciiTheme="minorHAnsi" w:hAnsiTheme="minorHAnsi"/>
+          <w:b/>
+          <w:bCs/>
+          <w:sz w:val="24"/>
+          <w:szCs w:val="24"/>
+          <w:lang w:val="el-GR"/>
+        </w:rPr>
+      </w:pPr>
+    </w:p>
+    <w:p>
+      <w:pPr>
+        <w:pStyle w:val="p1"/>
+        <w:jc w:val="both"/>
+        <w:rPr>
+          <w:rFonts w:asciiTheme="minorHAnsi" w:hAnsiTheme="minorHAnsi"/>
+          <w:b/>
+          <w:bCs/>
+          <w:sz w:val="24"/>
+          <w:szCs w:val="24"/>
+          <w:lang w:val="el-GR"/>
         </w:rPr>
       </w:pPr>
     </w:p>
@@ -4285,52 +4285,32 @@
           <w:sz w:val="24"/>
           <w:szCs w:val="24"/>
         </w:rPr>
-        <w:t>Βρείτε το προσωπικό (ιατροί, νοσηλευτές, διοικητικό προσωπικό) που δεν έχει προγραμματισμένη εφημερία σε</w:t>
-      </w:r>
-      <w:r>
-        <w:rPr>
-          <w:rFonts w:asciiTheme="minorHAnsi" w:hAnsiTheme="minorHAnsi"/>
-          <w:b/>
-          <w:bCs/>
-          <w:sz w:val="24"/>
-          <w:szCs w:val="24"/>
-        </w:rPr>
-        <w:t xml:space="preserve"> </w:t>
-      </w:r>
-      <w:r>
-        <w:rPr>
-          <w:rFonts w:asciiTheme="minorHAnsi" w:hAnsiTheme="minorHAnsi"/>
-          <w:b/>
-          <w:bCs/>
-          <w:sz w:val="24"/>
-          <w:szCs w:val="24"/>
-        </w:rPr>
-        <w:t>συγκεκριμένη ημερομηνία και τμήμα.</w:t>
-      </w:r>
-    </w:p>
-    <w:p>
-      <w:pPr>
-        <w:pStyle w:val="p1"/>
-        <w:jc w:val="both"/>
-        <w:rPr>
-          <w:rFonts w:asciiTheme="minorHAnsi" w:hAnsiTheme="minorHAnsi"/>
-          <w:b/>
-          <w:bCs/>
-          <w:sz w:val="24"/>
-          <w:szCs w:val="24"/>
-          <w:lang w:val="el-GR"/>
-        </w:rPr>
-      </w:pPr>
-    </w:p>
-    <w:p>
-      <w:pPr>
-        <w:pStyle w:val="p1"/>
-        <w:jc w:val="both"/>
-        <w:rPr>
-          <w:rFonts w:asciiTheme="minorHAnsi" w:hAnsiTheme="minorHAnsi"/>
-          <w:sz w:val="24"/>
-          <w:szCs w:val="24"/>
-          <w:lang w:val="en-US"/>
+        <w:t>Βρείτε το προσωπικό (ιατροί, νοσηλευτές, διοικητικό προσωπικό) που δεν έχει προγραμματισμένη εφημερία σε συγκεκριμένη ημερομηνία και τμήμα.</w:t>
+      </w:r>
+    </w:p>
+    <w:p>
+      <w:pPr>
+        <w:pStyle w:val="p1"/>
+        <w:jc w:val="both"/>
+        <w:rPr>
+          <w:rFonts w:asciiTheme="minorHAnsi" w:hAnsiTheme="minorHAnsi"/>
+          <w:b/>
+          <w:bCs/>
+          <w:sz w:val="24"/>
+          <w:szCs w:val="24"/>
+          <w:lang w:val="el-GR"/>
+        </w:rPr>
+      </w:pPr>
+    </w:p>
+    <w:p>
+      <w:pPr>
+        <w:pStyle w:val="p1"/>
+        <w:jc w:val="both"/>
+        <w:rPr>
+          <w:rFonts w:asciiTheme="minorHAnsi" w:hAnsiTheme="minorHAnsi"/>
+          <w:sz w:val="24"/>
+          <w:szCs w:val="24"/>
+          <w:lang w:val="el-GR"/>
         </w:rPr>
       </w:pPr>
       <w:r>
@@ -4343,7 +4323,7 @@
           <w14:ligatures w14:val="standardContextual"/>
         </w:rPr>
         <w:drawing>
-          <wp:inline distT="0" distB="0" distL="0" distR="0" wp14:anchorId="00307772" wp14:editId="455AED02">
+          <wp:inline distT="0" distB="0" distL="0" distR="0" wp14:anchorId="00307772" wp14:editId="3E72CF9F">
             <wp:extent cx="2853690" cy="3261360"/>
             <wp:effectExtent l="0" t="0" r="3810" b="2540"/>
             <wp:docPr id="1995926052" name="Picture 1"/>
@@ -4924,6 +4904,3866 @@
         <w:t xml:space="preserve"> και δευτερευόντως με το επώνυμο. </w:t>
       </w:r>
     </w:p>
+    <w:p>
+      <w:pPr>
+        <w:pStyle w:val="p1"/>
+        <w:jc w:val="both"/>
+        <w:rPr>
+          <w:rFonts w:asciiTheme="minorHAnsi" w:hAnsiTheme="minorHAnsi"/>
+          <w:sz w:val="24"/>
+          <w:szCs w:val="24"/>
+          <w:lang w:val="el-GR"/>
+        </w:rPr>
+      </w:pPr>
+    </w:p>
+    <w:p>
+      <w:pPr>
+        <w:pStyle w:val="p1"/>
+        <w:jc w:val="both"/>
+        <w:rPr>
+          <w:rFonts w:asciiTheme="minorHAnsi" w:hAnsiTheme="minorHAnsi"/>
+          <w:sz w:val="24"/>
+          <w:szCs w:val="24"/>
+          <w:lang w:val="el-GR"/>
+        </w:rPr>
+      </w:pPr>
+    </w:p>
+    <w:p>
+      <w:pPr>
+        <w:pStyle w:val="p1"/>
+        <w:jc w:val="both"/>
+        <w:rPr>
+          <w:rFonts w:asciiTheme="minorHAnsi" w:hAnsiTheme="minorHAnsi"/>
+          <w:sz w:val="24"/>
+          <w:szCs w:val="24"/>
+          <w:lang w:val="en-GB"/>
+        </w:rPr>
+      </w:pPr>
+    </w:p>
+    <w:p>
+      <w:pPr>
+        <w:pStyle w:val="p1"/>
+        <w:jc w:val="both"/>
+        <w:rPr>
+          <w:rFonts w:asciiTheme="minorHAnsi" w:hAnsiTheme="minorHAnsi"/>
+          <w:sz w:val="24"/>
+          <w:szCs w:val="24"/>
+          <w:lang w:val="en-GB"/>
+        </w:rPr>
+      </w:pPr>
+    </w:p>
+    <w:p>
+      <w:pPr>
+        <w:pStyle w:val="p1"/>
+        <w:jc w:val="both"/>
+        <w:rPr>
+          <w:rFonts w:asciiTheme="minorHAnsi" w:hAnsiTheme="minorHAnsi"/>
+          <w:sz w:val="24"/>
+          <w:szCs w:val="24"/>
+          <w:lang w:val="en-GB"/>
+        </w:rPr>
+      </w:pPr>
+    </w:p>
+    <w:p>
+      <w:pPr>
+        <w:pStyle w:val="p1"/>
+        <w:jc w:val="both"/>
+        <w:rPr>
+          <w:rFonts w:asciiTheme="minorHAnsi" w:hAnsiTheme="minorHAnsi"/>
+          <w:sz w:val="24"/>
+          <w:szCs w:val="24"/>
+          <w:lang w:val="en-GB"/>
+        </w:rPr>
+      </w:pPr>
+    </w:p>
+    <w:p>
+      <w:pPr>
+        <w:pStyle w:val="p1"/>
+        <w:jc w:val="both"/>
+        <w:rPr>
+          <w:rFonts w:asciiTheme="minorHAnsi" w:hAnsiTheme="minorHAnsi"/>
+          <w:sz w:val="24"/>
+          <w:szCs w:val="24"/>
+          <w:lang w:val="en-GB"/>
+        </w:rPr>
+      </w:pPr>
+    </w:p>
+    <w:p>
+      <w:pPr>
+        <w:pStyle w:val="p1"/>
+        <w:jc w:val="both"/>
+        <w:rPr>
+          <w:rFonts w:asciiTheme="minorHAnsi" w:hAnsiTheme="minorHAnsi"/>
+          <w:sz w:val="24"/>
+          <w:szCs w:val="24"/>
+          <w:lang w:val="en-GB"/>
+        </w:rPr>
+      </w:pPr>
+    </w:p>
+    <w:p>
+      <w:pPr>
+        <w:pStyle w:val="p1"/>
+        <w:jc w:val="both"/>
+        <w:rPr>
+          <w:rFonts w:asciiTheme="minorHAnsi" w:hAnsiTheme="minorHAnsi"/>
+          <w:sz w:val="24"/>
+          <w:szCs w:val="24"/>
+          <w:lang w:val="en-GB"/>
+        </w:rPr>
+      </w:pPr>
+    </w:p>
+    <w:p>
+      <w:pPr>
+        <w:pStyle w:val="p1"/>
+        <w:jc w:val="both"/>
+        <w:rPr>
+          <w:rFonts w:asciiTheme="minorHAnsi" w:hAnsiTheme="minorHAnsi"/>
+          <w:sz w:val="24"/>
+          <w:szCs w:val="24"/>
+          <w:lang w:val="en-GB"/>
+        </w:rPr>
+      </w:pPr>
+    </w:p>
+    <w:p>
+      <w:pPr>
+        <w:pStyle w:val="p1"/>
+        <w:jc w:val="both"/>
+        <w:rPr>
+          <w:rFonts w:asciiTheme="minorHAnsi" w:hAnsiTheme="minorHAnsi"/>
+          <w:sz w:val="24"/>
+          <w:szCs w:val="24"/>
+          <w:lang w:val="en-GB"/>
+        </w:rPr>
+      </w:pPr>
+    </w:p>
+    <w:p>
+      <w:pPr>
+        <w:pStyle w:val="p1"/>
+        <w:jc w:val="both"/>
+        <w:rPr>
+          <w:rFonts w:asciiTheme="minorHAnsi" w:hAnsiTheme="minorHAnsi"/>
+          <w:sz w:val="24"/>
+          <w:szCs w:val="24"/>
+          <w:lang w:val="en-GB"/>
+        </w:rPr>
+      </w:pPr>
+    </w:p>
+    <w:p>
+      <w:pPr>
+        <w:pStyle w:val="p1"/>
+        <w:jc w:val="both"/>
+        <w:rPr>
+          <w:rFonts w:asciiTheme="minorHAnsi" w:hAnsiTheme="minorHAnsi"/>
+          <w:sz w:val="24"/>
+          <w:szCs w:val="24"/>
+          <w:lang w:val="en-GB"/>
+        </w:rPr>
+      </w:pPr>
+    </w:p>
+    <w:p>
+      <w:pPr>
+        <w:pStyle w:val="p1"/>
+        <w:jc w:val="both"/>
+        <w:rPr>
+          <w:rFonts w:asciiTheme="minorHAnsi" w:hAnsiTheme="minorHAnsi"/>
+          <w:sz w:val="24"/>
+          <w:szCs w:val="24"/>
+          <w:lang w:val="en-GB"/>
+        </w:rPr>
+      </w:pPr>
+    </w:p>
+    <w:p>
+      <w:pPr>
+        <w:pStyle w:val="p1"/>
+        <w:jc w:val="both"/>
+        <w:rPr>
+          <w:rFonts w:asciiTheme="minorHAnsi" w:hAnsiTheme="minorHAnsi"/>
+          <w:sz w:val="24"/>
+          <w:szCs w:val="24"/>
+          <w:lang w:val="en-GB"/>
+        </w:rPr>
+      </w:pPr>
+    </w:p>
+    <w:p>
+      <w:pPr>
+        <w:pStyle w:val="p1"/>
+        <w:jc w:val="both"/>
+        <w:rPr>
+          <w:rFonts w:asciiTheme="minorHAnsi" w:hAnsiTheme="minorHAnsi"/>
+          <w:sz w:val="24"/>
+          <w:szCs w:val="24"/>
+          <w:lang w:val="en-GB"/>
+        </w:rPr>
+      </w:pPr>
+    </w:p>
+    <w:p>
+      <w:pPr>
+        <w:pStyle w:val="p1"/>
+        <w:jc w:val="both"/>
+        <w:rPr>
+          <w:rFonts w:asciiTheme="minorHAnsi" w:hAnsiTheme="minorHAnsi"/>
+          <w:sz w:val="24"/>
+          <w:szCs w:val="24"/>
+          <w:lang w:val="en-GB"/>
+        </w:rPr>
+      </w:pPr>
+    </w:p>
+    <w:p>
+      <w:pPr>
+        <w:pStyle w:val="p1"/>
+        <w:jc w:val="both"/>
+        <w:rPr>
+          <w:rFonts w:asciiTheme="minorHAnsi" w:hAnsiTheme="minorHAnsi"/>
+          <w:b/>
+          <w:bCs/>
+          <w:sz w:val="24"/>
+          <w:szCs w:val="24"/>
+          <w:lang w:val="el-GR"/>
+        </w:rPr>
+      </w:pPr>
+      <w:r>
+        <w:rPr>
+          <w:rFonts w:asciiTheme="minorHAnsi" w:hAnsiTheme="minorHAnsi"/>
+          <w:b/>
+          <w:bCs/>
+          <w:sz w:val="24"/>
+          <w:szCs w:val="24"/>
+          <w:lang w:val="el-GR"/>
+        </w:rPr>
+        <w:lastRenderedPageBreak/>
+        <w:t xml:space="preserve">10. </w:t>
+      </w:r>
+      <w:r>
+        <w:rPr>
+          <w:rFonts w:asciiTheme="minorHAnsi" w:hAnsiTheme="minorHAnsi"/>
+          <w:b/>
+          <w:bCs/>
+          <w:sz w:val="24"/>
+          <w:szCs w:val="24"/>
+        </w:rPr>
+        <w:t>Πολλοί ασθενείς λαμβάνουν συνδυασμούς φαρμάκων. Βρείτε τα top-3 ζεύγη δραστικών ουσιών που συνταγογραφήθηκαν ταυτόχρονα στον ίδιο ασθενή κατά την ίδια νοσηλεία, ταξινομημένα κατά συχνότητα εμφάνισης.</w:t>
+      </w:r>
+    </w:p>
+    <w:p>
+      <w:pPr>
+        <w:pStyle w:val="p1"/>
+        <w:jc w:val="both"/>
+        <w:rPr>
+          <w:rFonts w:asciiTheme="minorHAnsi" w:hAnsiTheme="minorHAnsi"/>
+          <w:sz w:val="24"/>
+          <w:szCs w:val="24"/>
+          <w:lang w:val="el-GR"/>
+        </w:rPr>
+      </w:pPr>
+      <w:r>
+        <w:rPr>
+          <w:rFonts w:asciiTheme="minorHAnsi" w:hAnsiTheme="minorHAnsi"/>
+          <w:sz w:val="24"/>
+          <w:szCs w:val="24"/>
+          <w:lang w:val="el-GR"/>
+        </w:rPr>
+        <w:drawing>
+          <wp:inline distT="0" distB="0" distL="0" distR="0" wp14:anchorId="2033C791" wp14:editId="7D7BBA32">
+            <wp:extent cx="4381880" cy="4054191"/>
+            <wp:effectExtent l="0" t="0" r="0" b="3810"/>
+            <wp:docPr id="1865332597" name="Picture 1"/>
+            <wp:cNvGraphicFramePr>
+              <a:graphicFrameLocks xmlns:a="http://schemas.openxmlformats.org/drawingml/2006/main" noChangeAspect="1"/>
+            </wp:cNvGraphicFramePr>
+            <a:graphic xmlns:a="http://schemas.openxmlformats.org/drawingml/2006/main">
+              <a:graphicData uri="http://schemas.openxmlformats.org/drawingml/2006/picture">
+                <pic:pic xmlns:pic="http://schemas.openxmlformats.org/drawingml/2006/picture">
+                  <pic:nvPicPr>
+                    <pic:cNvPr id="1865332597" name=""/>
+                    <pic:cNvPicPr/>
+                  </pic:nvPicPr>
+                  <pic:blipFill>
+                    <a:blip r:embed="rId13"/>
+                    <a:stretch>
+                      <a:fillRect/>
+                    </a:stretch>
+                  </pic:blipFill>
+                  <pic:spPr>
+                    <a:xfrm>
+                      <a:off x="0" y="0"/>
+                      <a:ext cx="4381880" cy="4054191"/>
+                    </a:xfrm>
+                    <a:prstGeom prst="rect">
+                      <a:avLst/>
+                    </a:prstGeom>
+                  </pic:spPr>
+                </pic:pic>
+              </a:graphicData>
+            </a:graphic>
+          </wp:inline>
+        </w:drawing>
+      </w:r>
+    </w:p>
+    <w:p>
+      <w:pPr>
+        <w:pStyle w:val="p1"/>
+        <w:jc w:val="both"/>
+        <w:rPr>
+          <w:rFonts w:asciiTheme="minorHAnsi" w:hAnsiTheme="minorHAnsi"/>
+          <w:sz w:val="24"/>
+          <w:szCs w:val="24"/>
+          <w:lang w:val="el-GR"/>
+        </w:rPr>
+      </w:pPr>
+      <w:r>
+        <w:rPr>
+          <w:rFonts w:asciiTheme="minorHAnsi" w:hAnsiTheme="minorHAnsi"/>
+          <w:sz w:val="24"/>
+          <w:szCs w:val="24"/>
+          <w:lang w:val="el-GR"/>
+        </w:rPr>
+        <w:t>Αρχικά, δημιουργούμε έναν προσωρινό πίνακα (</w:t>
+      </w:r>
+      <w:r>
+        <w:rPr>
+          <w:rFonts w:asciiTheme="minorHAnsi" w:hAnsiTheme="minorHAnsi"/>
+          <w:sz w:val="24"/>
+          <w:szCs w:val="24"/>
+          <w:lang w:val="en-GB"/>
+        </w:rPr>
+        <w:t>CTE</w:t>
+      </w:r>
+      <w:r>
+        <w:rPr>
+          <w:rFonts w:asciiTheme="minorHAnsi" w:hAnsiTheme="minorHAnsi"/>
+          <w:sz w:val="24"/>
+          <w:szCs w:val="24"/>
+          <w:lang w:val="el-GR"/>
+        </w:rPr>
+        <w:t xml:space="preserve">) </w:t>
+      </w:r>
+      <w:r>
+        <w:rPr>
+          <w:rFonts w:asciiTheme="minorHAnsi" w:hAnsiTheme="minorHAnsi"/>
+          <w:sz w:val="24"/>
+          <w:szCs w:val="24"/>
+          <w:lang w:val="el-GR"/>
+        </w:rPr>
+        <w:t xml:space="preserve">με το όνομα </w:t>
+      </w:r>
+      <w:proofErr w:type="spellStart"/>
+      <w:r>
+        <w:rPr>
+          <w:rFonts w:asciiTheme="minorHAnsi" w:hAnsiTheme="minorHAnsi"/>
+          <w:sz w:val="24"/>
+          <w:szCs w:val="24"/>
+          <w:lang w:val="en-GB"/>
+        </w:rPr>
+        <w:t>AdmissionSubstances</w:t>
+      </w:r>
+      <w:proofErr w:type="spellEnd"/>
+      <w:r>
+        <w:rPr>
+          <w:rFonts w:asciiTheme="minorHAnsi" w:hAnsiTheme="minorHAnsi"/>
+          <w:sz w:val="24"/>
+          <w:szCs w:val="24"/>
+          <w:lang w:val="el-GR"/>
+        </w:rPr>
+        <w:t xml:space="preserve"> </w:t>
+      </w:r>
+      <w:r>
+        <w:rPr>
+          <w:rFonts w:asciiTheme="minorHAnsi" w:hAnsiTheme="minorHAnsi"/>
+          <w:sz w:val="24"/>
+          <w:szCs w:val="24"/>
+          <w:lang w:val="el-GR"/>
+        </w:rPr>
+        <w:t xml:space="preserve">ώστε να αντιστοιχηθεί κάθε νοσηλεία με τις δραστικές ουσίες των φαρμάκων που χορηγήθηκαν. Στη συνέχεια, κάνουμε </w:t>
+      </w:r>
+      <w:r>
+        <w:rPr>
+          <w:rFonts w:asciiTheme="minorHAnsi" w:hAnsiTheme="minorHAnsi"/>
+          <w:sz w:val="24"/>
+          <w:szCs w:val="24"/>
+          <w:lang w:val="en-GB"/>
+        </w:rPr>
+        <w:t>self</w:t>
+      </w:r>
+      <w:r>
+        <w:rPr>
+          <w:rFonts w:asciiTheme="minorHAnsi" w:hAnsiTheme="minorHAnsi"/>
+          <w:sz w:val="24"/>
+          <w:szCs w:val="24"/>
+          <w:lang w:val="el-GR"/>
+        </w:rPr>
+        <w:t>-</w:t>
+      </w:r>
+      <w:r>
+        <w:rPr>
+          <w:rFonts w:asciiTheme="minorHAnsi" w:hAnsiTheme="minorHAnsi"/>
+          <w:sz w:val="24"/>
+          <w:szCs w:val="24"/>
+          <w:lang w:val="en-GB"/>
+        </w:rPr>
+        <w:t>join</w:t>
+      </w:r>
+      <w:r>
+        <w:rPr>
+          <w:rFonts w:asciiTheme="minorHAnsi" w:hAnsiTheme="minorHAnsi"/>
+          <w:sz w:val="24"/>
+          <w:szCs w:val="24"/>
+          <w:lang w:val="el-GR"/>
+        </w:rPr>
+        <w:t xml:space="preserve"> </w:t>
+      </w:r>
+      <w:r>
+        <w:rPr>
+          <w:rFonts w:asciiTheme="minorHAnsi" w:hAnsiTheme="minorHAnsi"/>
+          <w:sz w:val="24"/>
+          <w:szCs w:val="24"/>
+          <w:lang w:val="el-GR"/>
+        </w:rPr>
+        <w:t xml:space="preserve">τον προσωρινό πίνακα </w:t>
+      </w:r>
+      <w:r>
+        <w:rPr>
+          <w:rFonts w:asciiTheme="minorHAnsi" w:hAnsiTheme="minorHAnsi"/>
+          <w:sz w:val="24"/>
+          <w:szCs w:val="24"/>
+          <w:lang w:val="el-GR"/>
+        </w:rPr>
+        <w:t xml:space="preserve">και οι εγγραφές του ενώνονται με βάση το κοινό </w:t>
+      </w:r>
+      <w:r>
+        <w:rPr>
+          <w:rFonts w:asciiTheme="minorHAnsi" w:hAnsiTheme="minorHAnsi"/>
+          <w:sz w:val="24"/>
+          <w:szCs w:val="24"/>
+          <w:lang w:val="en-GB"/>
+        </w:rPr>
+        <w:t>admission</w:t>
+      </w:r>
+      <w:r>
+        <w:rPr>
+          <w:rFonts w:asciiTheme="minorHAnsi" w:hAnsiTheme="minorHAnsi"/>
+          <w:sz w:val="24"/>
+          <w:szCs w:val="24"/>
+          <w:lang w:val="el-GR"/>
+        </w:rPr>
+        <w:t>_</w:t>
+      </w:r>
+      <w:r>
+        <w:rPr>
+          <w:rFonts w:asciiTheme="minorHAnsi" w:hAnsiTheme="minorHAnsi"/>
+          <w:sz w:val="24"/>
+          <w:szCs w:val="24"/>
+          <w:lang w:val="en-GB"/>
+        </w:rPr>
+        <w:t>id</w:t>
+      </w:r>
+      <w:r>
+        <w:rPr>
+          <w:rFonts w:asciiTheme="minorHAnsi" w:hAnsiTheme="minorHAnsi"/>
+          <w:sz w:val="24"/>
+          <w:szCs w:val="24"/>
+          <w:lang w:val="el-GR"/>
+        </w:rPr>
+        <w:t>, ώστε κρατήσουμε τις δραστικές ουσίες που συνυπήρξαν στην ίδια νοσηλεία. Με</w:t>
+      </w:r>
+      <w:r>
+        <w:rPr>
+          <w:rFonts w:asciiTheme="minorHAnsi" w:hAnsiTheme="minorHAnsi"/>
+          <w:sz w:val="24"/>
+          <w:szCs w:val="24"/>
+          <w:lang w:val="el-GR"/>
+        </w:rPr>
+        <w:t xml:space="preserve"> </w:t>
+      </w:r>
+      <w:r>
+        <w:rPr>
+          <w:rFonts w:asciiTheme="minorHAnsi" w:hAnsiTheme="minorHAnsi"/>
+          <w:sz w:val="24"/>
+          <w:szCs w:val="24"/>
+          <w:lang w:val="el-GR"/>
+        </w:rPr>
+        <w:t>την</w:t>
+      </w:r>
+      <w:r>
+        <w:rPr>
+          <w:rFonts w:asciiTheme="minorHAnsi" w:hAnsiTheme="minorHAnsi"/>
+          <w:sz w:val="24"/>
+          <w:szCs w:val="24"/>
+          <w:lang w:val="el-GR"/>
+        </w:rPr>
+        <w:t xml:space="preserve"> </w:t>
+      </w:r>
+      <w:r>
+        <w:rPr>
+          <w:rFonts w:asciiTheme="minorHAnsi" w:hAnsiTheme="minorHAnsi"/>
+          <w:sz w:val="24"/>
+          <w:szCs w:val="24"/>
+          <w:lang w:val="el-GR"/>
+        </w:rPr>
+        <w:t>συνθήκη</w:t>
+      </w:r>
+      <w:r>
+        <w:rPr>
+          <w:rFonts w:asciiTheme="minorHAnsi" w:hAnsiTheme="minorHAnsi"/>
+          <w:sz w:val="24"/>
+          <w:szCs w:val="24"/>
+          <w:lang w:val="el-GR"/>
+        </w:rPr>
+        <w:t xml:space="preserve"> </w:t>
+      </w:r>
+      <w:r>
+        <w:rPr>
+          <w:rFonts w:asciiTheme="minorHAnsi" w:hAnsiTheme="minorHAnsi"/>
+          <w:sz w:val="24"/>
+          <w:szCs w:val="24"/>
+          <w:lang w:val="en-GB"/>
+        </w:rPr>
+        <w:t>a</w:t>
+      </w:r>
+      <w:r>
+        <w:rPr>
+          <w:rFonts w:asciiTheme="minorHAnsi" w:hAnsiTheme="minorHAnsi"/>
+          <w:sz w:val="24"/>
+          <w:szCs w:val="24"/>
+          <w:lang w:val="el-GR"/>
+        </w:rPr>
+        <w:t>1.</w:t>
+      </w:r>
+      <w:r>
+        <w:rPr>
+          <w:rFonts w:asciiTheme="minorHAnsi" w:hAnsiTheme="minorHAnsi"/>
+          <w:sz w:val="24"/>
+          <w:szCs w:val="24"/>
+          <w:lang w:val="en-GB"/>
+        </w:rPr>
+        <w:t>active</w:t>
+      </w:r>
+      <w:r>
+        <w:rPr>
+          <w:rFonts w:asciiTheme="minorHAnsi" w:hAnsiTheme="minorHAnsi"/>
+          <w:sz w:val="24"/>
+          <w:szCs w:val="24"/>
+          <w:lang w:val="el-GR"/>
+        </w:rPr>
+        <w:t>_</w:t>
+      </w:r>
+      <w:r>
+        <w:rPr>
+          <w:rFonts w:asciiTheme="minorHAnsi" w:hAnsiTheme="minorHAnsi"/>
+          <w:sz w:val="24"/>
+          <w:szCs w:val="24"/>
+          <w:lang w:val="en-GB"/>
+        </w:rPr>
+        <w:t>substance</w:t>
+      </w:r>
+      <w:r>
+        <w:rPr>
+          <w:rFonts w:asciiTheme="minorHAnsi" w:hAnsiTheme="minorHAnsi"/>
+          <w:sz w:val="24"/>
+          <w:szCs w:val="24"/>
+          <w:lang w:val="el-GR"/>
+        </w:rPr>
+        <w:t xml:space="preserve"> &lt;  </w:t>
+      </w:r>
+      <w:r>
+        <w:rPr>
+          <w:rFonts w:asciiTheme="minorHAnsi" w:hAnsiTheme="minorHAnsi"/>
+          <w:sz w:val="24"/>
+          <w:szCs w:val="24"/>
+          <w:lang w:val="en-GB"/>
+        </w:rPr>
+        <w:t>a</w:t>
+      </w:r>
+      <w:r>
+        <w:rPr>
+          <w:rFonts w:asciiTheme="minorHAnsi" w:hAnsiTheme="minorHAnsi"/>
+          <w:sz w:val="24"/>
+          <w:szCs w:val="24"/>
+          <w:lang w:val="el-GR"/>
+        </w:rPr>
+        <w:t>2</w:t>
+      </w:r>
+      <w:r>
+        <w:rPr>
+          <w:rFonts w:asciiTheme="minorHAnsi" w:hAnsiTheme="minorHAnsi"/>
+          <w:sz w:val="24"/>
+          <w:szCs w:val="24"/>
+          <w:lang w:val="el-GR"/>
+        </w:rPr>
+        <w:t>.</w:t>
+      </w:r>
+      <w:r>
+        <w:rPr>
+          <w:rFonts w:asciiTheme="minorHAnsi" w:hAnsiTheme="minorHAnsi"/>
+          <w:sz w:val="24"/>
+          <w:szCs w:val="24"/>
+          <w:lang w:val="en-GB"/>
+        </w:rPr>
+        <w:t>active</w:t>
+      </w:r>
+      <w:r>
+        <w:rPr>
+          <w:rFonts w:asciiTheme="minorHAnsi" w:hAnsiTheme="minorHAnsi"/>
+          <w:sz w:val="24"/>
+          <w:szCs w:val="24"/>
+          <w:lang w:val="el-GR"/>
+        </w:rPr>
+        <w:t>_</w:t>
+      </w:r>
+      <w:r>
+        <w:rPr>
+          <w:rFonts w:asciiTheme="minorHAnsi" w:hAnsiTheme="minorHAnsi"/>
+          <w:sz w:val="24"/>
+          <w:szCs w:val="24"/>
+          <w:lang w:val="en-GB"/>
+        </w:rPr>
+        <w:t>substance</w:t>
+      </w:r>
+      <w:r>
+        <w:rPr>
+          <w:rFonts w:asciiTheme="minorHAnsi" w:hAnsiTheme="minorHAnsi"/>
+          <w:sz w:val="24"/>
+          <w:szCs w:val="24"/>
+          <w:lang w:val="el-GR"/>
+        </w:rPr>
+        <w:t xml:space="preserve"> </w:t>
+      </w:r>
+      <w:r>
+        <w:rPr>
+          <w:rFonts w:asciiTheme="minorHAnsi" w:hAnsiTheme="minorHAnsi"/>
+          <w:sz w:val="24"/>
+          <w:szCs w:val="24"/>
+          <w:lang w:val="el-GR"/>
+        </w:rPr>
+        <w:t>κρατάμε</w:t>
+      </w:r>
+      <w:r>
+        <w:rPr>
+          <w:rFonts w:asciiTheme="minorHAnsi" w:hAnsiTheme="minorHAnsi"/>
+          <w:sz w:val="24"/>
+          <w:szCs w:val="24"/>
+          <w:lang w:val="el-GR"/>
+        </w:rPr>
+        <w:t xml:space="preserve"> </w:t>
+      </w:r>
+      <w:r>
+        <w:rPr>
+          <w:rFonts w:asciiTheme="minorHAnsi" w:hAnsiTheme="minorHAnsi"/>
+          <w:sz w:val="24"/>
+          <w:szCs w:val="24"/>
+          <w:lang w:val="el-GR"/>
+        </w:rPr>
+        <w:t>μόνο</w:t>
+      </w:r>
+      <w:r>
+        <w:rPr>
+          <w:rFonts w:asciiTheme="minorHAnsi" w:hAnsiTheme="minorHAnsi"/>
+          <w:sz w:val="24"/>
+          <w:szCs w:val="24"/>
+          <w:lang w:val="el-GR"/>
+        </w:rPr>
+        <w:t xml:space="preserve"> </w:t>
+      </w:r>
+      <w:r>
+        <w:rPr>
+          <w:rFonts w:asciiTheme="minorHAnsi" w:hAnsiTheme="minorHAnsi"/>
+          <w:sz w:val="24"/>
+          <w:szCs w:val="24"/>
+          <w:lang w:val="el-GR"/>
+        </w:rPr>
+        <w:t>τα</w:t>
+      </w:r>
+      <w:r>
+        <w:rPr>
+          <w:rFonts w:asciiTheme="minorHAnsi" w:hAnsiTheme="minorHAnsi"/>
+          <w:sz w:val="24"/>
+          <w:szCs w:val="24"/>
+          <w:lang w:val="el-GR"/>
+        </w:rPr>
+        <w:t xml:space="preserve"> </w:t>
+      </w:r>
+      <w:r>
+        <w:rPr>
+          <w:rFonts w:asciiTheme="minorHAnsi" w:hAnsiTheme="minorHAnsi"/>
+          <w:sz w:val="24"/>
+          <w:szCs w:val="24"/>
+          <w:lang w:val="el-GR"/>
+        </w:rPr>
+        <w:t>ζεύγη</w:t>
+      </w:r>
+      <w:r>
+        <w:rPr>
+          <w:rFonts w:asciiTheme="minorHAnsi" w:hAnsiTheme="minorHAnsi"/>
+          <w:sz w:val="24"/>
+          <w:szCs w:val="24"/>
+          <w:lang w:val="el-GR"/>
+        </w:rPr>
+        <w:t xml:space="preserve"> </w:t>
+      </w:r>
+      <w:r>
+        <w:rPr>
+          <w:rFonts w:asciiTheme="minorHAnsi" w:hAnsiTheme="minorHAnsi"/>
+          <w:sz w:val="24"/>
+          <w:szCs w:val="24"/>
+          <w:lang w:val="el-GR"/>
+        </w:rPr>
+        <w:t xml:space="preserve">διαφορετικών δραστικών ουσιών, αποφεύγοντας ταυτόχρονα και εγγραφές τύπου (ασπιρίνη – ασπιρίνη) αλλά και αντεστραμμένα ζεύγη, τύπου (ουσία Α – ουσία Β) και (ουσία Β – ουσία Α). Στη συνέχεια ομαδοποιούμε τα δεδομένα με βάση τα ζεύγη δραστικών ουσιών, μετράμε πόσες φορές εμφανίστηκαν, τα ταξινομούμε με βάση συχνότητα εμφάνισης και στο τέλος κρατάμε μόνο τα 3 πιο συχνά ζεύγη. </w:t>
+      </w:r>
+    </w:p>
+    <w:p>
+      <w:pPr>
+        <w:pStyle w:val="p1"/>
+        <w:jc w:val="both"/>
+        <w:rPr>
+          <w:rFonts w:asciiTheme="minorHAnsi" w:hAnsiTheme="minorHAnsi"/>
+          <w:sz w:val="24"/>
+          <w:szCs w:val="24"/>
+          <w:lang w:val="el-GR"/>
+        </w:rPr>
+      </w:pPr>
+    </w:p>
+    <w:p>
+      <w:pPr>
+        <w:pStyle w:val="p1"/>
+        <w:jc w:val="both"/>
+        <w:rPr>
+          <w:rFonts w:asciiTheme="minorHAnsi" w:hAnsiTheme="minorHAnsi"/>
+          <w:sz w:val="24"/>
+          <w:szCs w:val="24"/>
+          <w:lang w:val="el-GR"/>
+        </w:rPr>
+      </w:pPr>
+    </w:p>
+    <w:p>
+      <w:pPr>
+        <w:pStyle w:val="p1"/>
+        <w:jc w:val="both"/>
+        <w:rPr>
+          <w:rFonts w:asciiTheme="minorHAnsi" w:hAnsiTheme="minorHAnsi"/>
+          <w:sz w:val="24"/>
+          <w:szCs w:val="24"/>
+          <w:lang w:val="el-GR"/>
+        </w:rPr>
+      </w:pPr>
+    </w:p>
+    <w:p>
+      <w:pPr>
+        <w:pStyle w:val="p1"/>
+        <w:jc w:val="both"/>
+        <w:rPr>
+          <w:rFonts w:asciiTheme="minorHAnsi" w:hAnsiTheme="minorHAnsi"/>
+          <w:sz w:val="24"/>
+          <w:szCs w:val="24"/>
+          <w:lang w:val="el-GR"/>
+        </w:rPr>
+      </w:pPr>
+    </w:p>
+    <w:p>
+      <w:pPr>
+        <w:pStyle w:val="p1"/>
+        <w:jc w:val="both"/>
+        <w:rPr>
+          <w:rFonts w:asciiTheme="minorHAnsi" w:hAnsiTheme="minorHAnsi"/>
+          <w:sz w:val="24"/>
+          <w:szCs w:val="24"/>
+          <w:lang w:val="el-GR"/>
+        </w:rPr>
+      </w:pPr>
+    </w:p>
+    <w:p>
+      <w:pPr>
+        <w:pStyle w:val="p1"/>
+        <w:jc w:val="both"/>
+        <w:rPr>
+          <w:rFonts w:asciiTheme="minorHAnsi" w:hAnsiTheme="minorHAnsi"/>
+          <w:sz w:val="24"/>
+          <w:szCs w:val="24"/>
+          <w:lang w:val="el-GR"/>
+        </w:rPr>
+      </w:pPr>
+    </w:p>
+    <w:p>
+      <w:pPr>
+        <w:pStyle w:val="p1"/>
+        <w:jc w:val="both"/>
+        <w:rPr>
+          <w:rFonts w:asciiTheme="minorHAnsi" w:hAnsiTheme="minorHAnsi"/>
+          <w:sz w:val="24"/>
+          <w:szCs w:val="24"/>
+          <w:lang w:val="el-GR"/>
+        </w:rPr>
+      </w:pPr>
+    </w:p>
+    <w:p>
+      <w:pPr>
+        <w:pStyle w:val="p1"/>
+        <w:jc w:val="both"/>
+        <w:rPr>
+          <w:rFonts w:asciiTheme="minorHAnsi" w:hAnsiTheme="minorHAnsi"/>
+          <w:sz w:val="24"/>
+          <w:szCs w:val="24"/>
+          <w:lang w:val="el-GR"/>
+        </w:rPr>
+      </w:pPr>
+    </w:p>
+    <w:p>
+      <w:pPr>
+        <w:pStyle w:val="p1"/>
+        <w:jc w:val="both"/>
+        <w:rPr>
+          <w:rFonts w:asciiTheme="minorHAnsi" w:hAnsiTheme="minorHAnsi"/>
+          <w:sz w:val="24"/>
+          <w:szCs w:val="24"/>
+          <w:lang w:val="el-GR"/>
+        </w:rPr>
+      </w:pPr>
+    </w:p>
+    <w:p>
+      <w:pPr>
+        <w:pStyle w:val="p1"/>
+        <w:jc w:val="both"/>
+        <w:rPr>
+          <w:rFonts w:asciiTheme="minorHAnsi" w:hAnsiTheme="minorHAnsi"/>
+          <w:sz w:val="24"/>
+          <w:szCs w:val="24"/>
+          <w:lang w:val="el-GR"/>
+        </w:rPr>
+      </w:pPr>
+    </w:p>
+    <w:p>
+      <w:pPr>
+        <w:pStyle w:val="p1"/>
+        <w:jc w:val="both"/>
+        <w:rPr>
+          <w:rFonts w:asciiTheme="minorHAnsi" w:hAnsiTheme="minorHAnsi"/>
+          <w:sz w:val="24"/>
+          <w:szCs w:val="24"/>
+          <w:lang w:val="el-GR"/>
+        </w:rPr>
+      </w:pPr>
+    </w:p>
+    <w:p>
+      <w:pPr>
+        <w:pStyle w:val="p1"/>
+        <w:jc w:val="both"/>
+        <w:rPr>
+          <w:rFonts w:asciiTheme="minorHAnsi" w:hAnsiTheme="minorHAnsi"/>
+          <w:b/>
+          <w:bCs/>
+          <w:sz w:val="24"/>
+          <w:szCs w:val="24"/>
+          <w:lang w:val="el-GR"/>
+        </w:rPr>
+      </w:pPr>
+      <w:r>
+        <w:rPr>
+          <w:rFonts w:asciiTheme="minorHAnsi" w:hAnsiTheme="minorHAnsi"/>
+          <w:b/>
+          <w:bCs/>
+          <w:sz w:val="24"/>
+          <w:szCs w:val="24"/>
+          <w:lang w:val="el-GR"/>
+        </w:rPr>
+        <w:lastRenderedPageBreak/>
+        <w:t xml:space="preserve">11) </w:t>
+      </w:r>
+      <w:r>
+        <w:rPr>
+          <w:rFonts w:asciiTheme="minorHAnsi" w:hAnsiTheme="minorHAnsi"/>
+          <w:b/>
+          <w:bCs/>
+          <w:sz w:val="24"/>
+          <w:szCs w:val="24"/>
+        </w:rPr>
+        <w:t>Βρείτε όλους τους ιατρούς που έχουν εκτελέσει τουλάχιστον 5 λιγότερες επεμβάσεις από τον ιατρό με τις περισσότερες επεμβάσεις στο τρέχον έτος.</w:t>
+      </w:r>
+    </w:p>
+    <w:p>
+      <w:pPr>
+        <w:pStyle w:val="p1"/>
+        <w:jc w:val="both"/>
+        <w:rPr>
+          <w:rFonts w:asciiTheme="minorHAnsi" w:hAnsiTheme="minorHAnsi"/>
+          <w:sz w:val="24"/>
+          <w:szCs w:val="24"/>
+          <w:lang w:val="el-GR"/>
+        </w:rPr>
+      </w:pPr>
+      <w:r>
+        <w:rPr>
+          <w:rFonts w:asciiTheme="minorHAnsi" w:hAnsiTheme="minorHAnsi"/>
+          <w:sz w:val="24"/>
+          <w:szCs w:val="24"/>
+          <w:lang w:val="el-GR"/>
+        </w:rPr>
+        <w:drawing>
+          <wp:inline distT="0" distB="0" distL="0" distR="0" wp14:anchorId="270FF5BA" wp14:editId="2E54FCC1">
+            <wp:extent cx="5731510" cy="5987415"/>
+            <wp:effectExtent l="0" t="0" r="2540" b="0"/>
+            <wp:docPr id="1059961004" name="Picture 1"/>
+            <wp:cNvGraphicFramePr>
+              <a:graphicFrameLocks xmlns:a="http://schemas.openxmlformats.org/drawingml/2006/main" noChangeAspect="1"/>
+            </wp:cNvGraphicFramePr>
+            <a:graphic xmlns:a="http://schemas.openxmlformats.org/drawingml/2006/main">
+              <a:graphicData uri="http://schemas.openxmlformats.org/drawingml/2006/picture">
+                <pic:pic xmlns:pic="http://schemas.openxmlformats.org/drawingml/2006/picture">
+                  <pic:nvPicPr>
+                    <pic:cNvPr id="1059961004" name=""/>
+                    <pic:cNvPicPr/>
+                  </pic:nvPicPr>
+                  <pic:blipFill>
+                    <a:blip r:embed="rId14"/>
+                    <a:stretch>
+                      <a:fillRect/>
+                    </a:stretch>
+                  </pic:blipFill>
+                  <pic:spPr>
+                    <a:xfrm>
+                      <a:off x="0" y="0"/>
+                      <a:ext cx="5731510" cy="5987415"/>
+                    </a:xfrm>
+                    <a:prstGeom prst="rect">
+                      <a:avLst/>
+                    </a:prstGeom>
+                  </pic:spPr>
+                </pic:pic>
+              </a:graphicData>
+            </a:graphic>
+          </wp:inline>
+        </w:drawing>
+      </w:r>
+    </w:p>
+    <w:p>
+      <w:pPr>
+        <w:pStyle w:val="p1"/>
+        <w:jc w:val="both"/>
+        <w:rPr>
+          <w:rFonts w:asciiTheme="minorHAnsi" w:hAnsiTheme="minorHAnsi"/>
+          <w:sz w:val="24"/>
+          <w:szCs w:val="24"/>
+          <w:lang w:val="el-GR"/>
+        </w:rPr>
+      </w:pPr>
+      <w:r>
+        <w:rPr>
+          <w:rFonts w:asciiTheme="minorHAnsi" w:hAnsiTheme="minorHAnsi"/>
+          <w:sz w:val="24"/>
+          <w:szCs w:val="24"/>
+          <w:lang w:val="el-GR"/>
+        </w:rPr>
+        <w:t xml:space="preserve">Αρχικά, φτιάχνουμε το </w:t>
+      </w:r>
+      <w:r>
+        <w:rPr>
+          <w:rFonts w:asciiTheme="minorHAnsi" w:hAnsiTheme="minorHAnsi"/>
+          <w:sz w:val="24"/>
+          <w:szCs w:val="24"/>
+          <w:lang w:val="en-GB"/>
+        </w:rPr>
+        <w:t>CTE</w:t>
+      </w:r>
+      <w:r>
+        <w:rPr>
+          <w:rFonts w:asciiTheme="minorHAnsi" w:hAnsiTheme="minorHAnsi"/>
+          <w:sz w:val="24"/>
+          <w:szCs w:val="24"/>
+          <w:lang w:val="el-GR"/>
+        </w:rPr>
+        <w:t xml:space="preserve"> </w:t>
+      </w:r>
+      <w:proofErr w:type="spellStart"/>
+      <w:r>
+        <w:rPr>
+          <w:rFonts w:asciiTheme="minorHAnsi" w:hAnsiTheme="minorHAnsi"/>
+          <w:sz w:val="24"/>
+          <w:szCs w:val="24"/>
+          <w:lang w:val="en-GB"/>
+        </w:rPr>
+        <w:t>YearlySurgeries</w:t>
+      </w:r>
+      <w:proofErr w:type="spellEnd"/>
+      <w:r>
+        <w:rPr>
+          <w:rFonts w:asciiTheme="minorHAnsi" w:hAnsiTheme="minorHAnsi"/>
+          <w:sz w:val="24"/>
+          <w:szCs w:val="24"/>
+          <w:lang w:val="el-GR"/>
+        </w:rPr>
+        <w:t xml:space="preserve"> </w:t>
+      </w:r>
+      <w:r>
+        <w:rPr>
+          <w:rFonts w:asciiTheme="minorHAnsi" w:hAnsiTheme="minorHAnsi"/>
+          <w:sz w:val="24"/>
+          <w:szCs w:val="24"/>
+          <w:lang w:val="el-GR"/>
+        </w:rPr>
+        <w:t xml:space="preserve">στο οποίο κρατάμε και μετράμε μόνο τις </w:t>
+      </w:r>
+      <w:r>
+        <w:rPr>
+          <w:rFonts w:asciiTheme="minorHAnsi" w:hAnsiTheme="minorHAnsi"/>
+          <w:sz w:val="24"/>
+          <w:szCs w:val="24"/>
+          <w:lang w:val="el-GR"/>
+        </w:rPr>
+        <w:t>χειρουργικές</w:t>
+      </w:r>
+      <w:r>
+        <w:rPr>
+          <w:rFonts w:asciiTheme="minorHAnsi" w:hAnsiTheme="minorHAnsi"/>
+          <w:sz w:val="24"/>
+          <w:szCs w:val="24"/>
+          <w:lang w:val="el-GR"/>
+        </w:rPr>
+        <w:t xml:space="preserve">  ιατρικές πράξεις του τρέχοντος έτους και ομαδοποιούμε κατά </w:t>
+      </w:r>
+      <w:r>
+        <w:rPr>
+          <w:rFonts w:asciiTheme="minorHAnsi" w:hAnsiTheme="minorHAnsi"/>
+          <w:sz w:val="24"/>
+          <w:szCs w:val="24"/>
+          <w:lang w:val="en-GB"/>
+        </w:rPr>
+        <w:t>surgeon</w:t>
+      </w:r>
+      <w:r>
+        <w:rPr>
+          <w:rFonts w:asciiTheme="minorHAnsi" w:hAnsiTheme="minorHAnsi"/>
+          <w:sz w:val="24"/>
+          <w:szCs w:val="24"/>
+          <w:lang w:val="el-GR"/>
+        </w:rPr>
+        <w:t>_</w:t>
+      </w:r>
+      <w:r>
+        <w:rPr>
+          <w:rFonts w:asciiTheme="minorHAnsi" w:hAnsiTheme="minorHAnsi"/>
+          <w:sz w:val="24"/>
+          <w:szCs w:val="24"/>
+          <w:lang w:val="en-GB"/>
+        </w:rPr>
+        <w:t>id</w:t>
+      </w:r>
+      <w:r>
+        <w:rPr>
+          <w:rFonts w:asciiTheme="minorHAnsi" w:hAnsiTheme="minorHAnsi"/>
+          <w:sz w:val="24"/>
+          <w:szCs w:val="24"/>
+          <w:lang w:val="el-GR"/>
+        </w:rPr>
+        <w:t xml:space="preserve">. </w:t>
+      </w:r>
+      <w:r>
+        <w:rPr>
+          <w:rFonts w:asciiTheme="minorHAnsi" w:hAnsiTheme="minorHAnsi"/>
+          <w:sz w:val="24"/>
+          <w:szCs w:val="24"/>
+          <w:lang w:val="el-GR"/>
+        </w:rPr>
+        <w:t xml:space="preserve">Το αποτέλεσμα είναι ένας προσωρινός πίνακας που περιλαμβάνει τους χειρούργους και τον αριθμό των χειρουργείων που έχουν εκτελέσει. Στη συνέχεια, φτιάχνουμε ένα δεύτερο </w:t>
+      </w:r>
+      <w:r>
+        <w:rPr>
+          <w:rFonts w:asciiTheme="minorHAnsi" w:hAnsiTheme="minorHAnsi"/>
+          <w:sz w:val="24"/>
+          <w:szCs w:val="24"/>
+          <w:lang w:val="en-GB"/>
+        </w:rPr>
+        <w:t>CTE</w:t>
+      </w:r>
+      <w:r>
+        <w:rPr>
+          <w:rFonts w:asciiTheme="minorHAnsi" w:hAnsiTheme="minorHAnsi"/>
+          <w:sz w:val="24"/>
+          <w:szCs w:val="24"/>
+          <w:lang w:val="el-GR"/>
+        </w:rPr>
+        <w:t xml:space="preserve"> που ονομάζεται </w:t>
+      </w:r>
+      <w:proofErr w:type="spellStart"/>
+      <w:r>
+        <w:rPr>
+          <w:rFonts w:asciiTheme="minorHAnsi" w:hAnsiTheme="minorHAnsi"/>
+          <w:sz w:val="24"/>
+          <w:szCs w:val="24"/>
+          <w:lang w:val="en-GB"/>
+        </w:rPr>
+        <w:t>MaxSurgeries</w:t>
+      </w:r>
+      <w:proofErr w:type="spellEnd"/>
+      <w:r>
+        <w:rPr>
+          <w:rFonts w:asciiTheme="minorHAnsi" w:hAnsiTheme="minorHAnsi"/>
+          <w:sz w:val="24"/>
+          <w:szCs w:val="24"/>
+          <w:lang w:val="el-GR"/>
+        </w:rPr>
+        <w:t xml:space="preserve"> </w:t>
+      </w:r>
+      <w:r>
+        <w:rPr>
+          <w:rFonts w:asciiTheme="minorHAnsi" w:hAnsiTheme="minorHAnsi"/>
+          <w:sz w:val="24"/>
+          <w:szCs w:val="24"/>
+          <w:lang w:val="el-GR"/>
+        </w:rPr>
+        <w:t xml:space="preserve">το οποίο έχει μοναδική εγγραφή τον χειρούργο με τις περισσότερες επεμβάσεις. </w:t>
+      </w:r>
+      <w:r>
+        <w:rPr>
+          <w:rFonts w:asciiTheme="minorHAnsi" w:hAnsiTheme="minorHAnsi"/>
+          <w:sz w:val="24"/>
+          <w:szCs w:val="24"/>
+          <w:lang w:val="el-GR"/>
+        </w:rPr>
+        <w:t>Έπειτα</w:t>
+      </w:r>
+      <w:r>
+        <w:rPr>
+          <w:rFonts w:asciiTheme="minorHAnsi" w:hAnsiTheme="minorHAnsi"/>
+          <w:sz w:val="24"/>
+          <w:szCs w:val="24"/>
+          <w:lang w:val="el-GR"/>
+        </w:rPr>
+        <w:t xml:space="preserve">, κάνουμε </w:t>
+      </w:r>
+      <w:r>
+        <w:rPr>
+          <w:rFonts w:asciiTheme="minorHAnsi" w:hAnsiTheme="minorHAnsi"/>
+          <w:sz w:val="24"/>
+          <w:szCs w:val="24"/>
+          <w:lang w:val="en-GB"/>
+        </w:rPr>
+        <w:t>join</w:t>
+      </w:r>
+      <w:r>
+        <w:rPr>
+          <w:rFonts w:asciiTheme="minorHAnsi" w:hAnsiTheme="minorHAnsi"/>
+          <w:sz w:val="24"/>
+          <w:szCs w:val="24"/>
+          <w:lang w:val="el-GR"/>
+        </w:rPr>
+        <w:t xml:space="preserve"> </w:t>
+      </w:r>
+      <w:r>
+        <w:rPr>
+          <w:rFonts w:asciiTheme="minorHAnsi" w:hAnsiTheme="minorHAnsi"/>
+          <w:sz w:val="24"/>
+          <w:szCs w:val="24"/>
+          <w:lang w:val="el-GR"/>
+        </w:rPr>
+        <w:t xml:space="preserve">το πρώτο </w:t>
+      </w:r>
+      <w:r>
+        <w:rPr>
+          <w:rFonts w:asciiTheme="minorHAnsi" w:hAnsiTheme="minorHAnsi"/>
+          <w:sz w:val="24"/>
+          <w:szCs w:val="24"/>
+          <w:lang w:val="en-GB"/>
+        </w:rPr>
+        <w:t>CTE</w:t>
+      </w:r>
+      <w:r>
+        <w:rPr>
+          <w:rFonts w:asciiTheme="minorHAnsi" w:hAnsiTheme="minorHAnsi"/>
+          <w:sz w:val="24"/>
+          <w:szCs w:val="24"/>
+          <w:lang w:val="el-GR"/>
+        </w:rPr>
+        <w:t xml:space="preserve"> </w:t>
+      </w:r>
+      <w:r>
+        <w:rPr>
+          <w:rFonts w:asciiTheme="minorHAnsi" w:hAnsiTheme="minorHAnsi"/>
+          <w:sz w:val="24"/>
+          <w:szCs w:val="24"/>
+          <w:lang w:val="el-GR"/>
+        </w:rPr>
+        <w:t xml:space="preserve">με τον πίνακα </w:t>
+      </w:r>
+      <w:r>
+        <w:rPr>
+          <w:rFonts w:asciiTheme="minorHAnsi" w:hAnsiTheme="minorHAnsi"/>
+          <w:sz w:val="24"/>
+          <w:szCs w:val="24"/>
+          <w:lang w:val="en-GB"/>
+        </w:rPr>
+        <w:t>doctors</w:t>
+      </w:r>
+      <w:r>
+        <w:rPr>
+          <w:rFonts w:asciiTheme="minorHAnsi" w:hAnsiTheme="minorHAnsi"/>
+          <w:sz w:val="24"/>
+          <w:szCs w:val="24"/>
+          <w:lang w:val="el-GR"/>
+        </w:rPr>
+        <w:t xml:space="preserve"> </w:t>
+      </w:r>
+      <w:r>
+        <w:rPr>
+          <w:rFonts w:asciiTheme="minorHAnsi" w:hAnsiTheme="minorHAnsi"/>
+          <w:sz w:val="24"/>
+          <w:szCs w:val="24"/>
+          <w:lang w:val="el-GR"/>
+        </w:rPr>
+        <w:t xml:space="preserve">και </w:t>
+      </w:r>
+      <w:r>
+        <w:rPr>
+          <w:rFonts w:asciiTheme="minorHAnsi" w:hAnsiTheme="minorHAnsi"/>
+          <w:sz w:val="24"/>
+          <w:szCs w:val="24"/>
+          <w:lang w:val="en-GB"/>
+        </w:rPr>
+        <w:t>personnel</w:t>
+      </w:r>
+      <w:r>
+        <w:rPr>
+          <w:rFonts w:asciiTheme="minorHAnsi" w:hAnsiTheme="minorHAnsi"/>
+          <w:sz w:val="24"/>
+          <w:szCs w:val="24"/>
+          <w:lang w:val="el-GR"/>
+        </w:rPr>
+        <w:t xml:space="preserve"> </w:t>
+      </w:r>
+      <w:r>
+        <w:rPr>
+          <w:rFonts w:asciiTheme="minorHAnsi" w:hAnsiTheme="minorHAnsi"/>
+          <w:sz w:val="24"/>
+          <w:szCs w:val="24"/>
+          <w:lang w:val="el-GR"/>
+        </w:rPr>
+        <w:t xml:space="preserve">ώστε να συνδέσουμε το </w:t>
+      </w:r>
+      <w:r>
+        <w:rPr>
+          <w:rFonts w:asciiTheme="minorHAnsi" w:hAnsiTheme="minorHAnsi"/>
+          <w:sz w:val="24"/>
+          <w:szCs w:val="24"/>
+          <w:lang w:val="en-GB"/>
+        </w:rPr>
+        <w:t>id</w:t>
+      </w:r>
+      <w:r>
+        <w:rPr>
+          <w:rFonts w:asciiTheme="minorHAnsi" w:hAnsiTheme="minorHAnsi"/>
+          <w:sz w:val="24"/>
+          <w:szCs w:val="24"/>
+          <w:lang w:val="el-GR"/>
+        </w:rPr>
+        <w:t xml:space="preserve"> </w:t>
+      </w:r>
+      <w:r>
+        <w:rPr>
+          <w:rFonts w:asciiTheme="minorHAnsi" w:hAnsiTheme="minorHAnsi"/>
+          <w:sz w:val="24"/>
+          <w:szCs w:val="24"/>
+          <w:lang w:val="el-GR"/>
+        </w:rPr>
+        <w:t>τους με το ονοματεπώνυμό τους</w:t>
+      </w:r>
+      <w:r>
+        <w:rPr>
+          <w:rFonts w:asciiTheme="minorHAnsi" w:hAnsiTheme="minorHAnsi"/>
+          <w:sz w:val="24"/>
+          <w:szCs w:val="24"/>
+          <w:lang w:val="el-GR"/>
+        </w:rPr>
+        <w:t xml:space="preserve"> και στη συνέχεια κάνουμε το καρτεσιανό γινόμενο (</w:t>
+      </w:r>
+      <w:r>
+        <w:rPr>
+          <w:rFonts w:asciiTheme="minorHAnsi" w:hAnsiTheme="minorHAnsi"/>
+          <w:sz w:val="24"/>
+          <w:szCs w:val="24"/>
+          <w:lang w:val="en-GB"/>
+        </w:rPr>
+        <w:t>CROSS</w:t>
+      </w:r>
+      <w:r>
+        <w:rPr>
+          <w:rFonts w:asciiTheme="minorHAnsi" w:hAnsiTheme="minorHAnsi"/>
+          <w:sz w:val="24"/>
+          <w:szCs w:val="24"/>
+          <w:lang w:val="el-GR"/>
+        </w:rPr>
+        <w:t xml:space="preserve"> </w:t>
+      </w:r>
+      <w:r>
+        <w:rPr>
+          <w:rFonts w:asciiTheme="minorHAnsi" w:hAnsiTheme="minorHAnsi"/>
+          <w:sz w:val="24"/>
+          <w:szCs w:val="24"/>
+          <w:lang w:val="en-GB"/>
+        </w:rPr>
+        <w:t>JOIN</w:t>
+      </w:r>
+      <w:r>
+        <w:rPr>
+          <w:rFonts w:asciiTheme="minorHAnsi" w:hAnsiTheme="minorHAnsi"/>
+          <w:sz w:val="24"/>
+          <w:szCs w:val="24"/>
+          <w:lang w:val="el-GR"/>
+        </w:rPr>
+        <w:t xml:space="preserve">) </w:t>
+      </w:r>
+      <w:r>
+        <w:rPr>
+          <w:rFonts w:asciiTheme="minorHAnsi" w:hAnsiTheme="minorHAnsi"/>
+          <w:sz w:val="24"/>
+          <w:szCs w:val="24"/>
+          <w:lang w:val="el-GR"/>
+        </w:rPr>
+        <w:t xml:space="preserve"> αυτού του νέου πίνακα  με τον </w:t>
+      </w:r>
+      <w:proofErr w:type="spellStart"/>
+      <w:r>
+        <w:rPr>
+          <w:rFonts w:asciiTheme="minorHAnsi" w:hAnsiTheme="minorHAnsi"/>
+          <w:sz w:val="24"/>
+          <w:szCs w:val="24"/>
+          <w:lang w:val="en-GB"/>
+        </w:rPr>
+        <w:t>MaxSurgeries</w:t>
+      </w:r>
+      <w:proofErr w:type="spellEnd"/>
+      <w:r>
+        <w:rPr>
+          <w:rFonts w:asciiTheme="minorHAnsi" w:hAnsiTheme="minorHAnsi"/>
+          <w:sz w:val="24"/>
+          <w:szCs w:val="24"/>
+          <w:lang w:val="el-GR"/>
+        </w:rPr>
+        <w:t xml:space="preserve">. Έτσι, δίπλα από την τιμή του επεμβάσεων του κάθε χειρούργου, υπάρχει η τιμή </w:t>
+      </w:r>
+      <w:r>
+        <w:rPr>
+          <w:rFonts w:asciiTheme="minorHAnsi" w:hAnsiTheme="minorHAnsi"/>
+          <w:sz w:val="24"/>
+          <w:szCs w:val="24"/>
+          <w:lang w:val="en-GB"/>
+        </w:rPr>
+        <w:t>max</w:t>
+      </w:r>
+      <w:r>
+        <w:rPr>
+          <w:rFonts w:asciiTheme="minorHAnsi" w:hAnsiTheme="minorHAnsi"/>
+          <w:sz w:val="24"/>
+          <w:szCs w:val="24"/>
+          <w:lang w:val="el-GR"/>
+        </w:rPr>
+        <w:t>_</w:t>
+      </w:r>
+      <w:r>
+        <w:rPr>
+          <w:rFonts w:asciiTheme="minorHAnsi" w:hAnsiTheme="minorHAnsi"/>
+          <w:sz w:val="24"/>
+          <w:szCs w:val="24"/>
+          <w:lang w:val="en-GB"/>
+        </w:rPr>
+        <w:t>count</w:t>
+      </w:r>
+      <w:r>
+        <w:rPr>
+          <w:rFonts w:asciiTheme="minorHAnsi" w:hAnsiTheme="minorHAnsi"/>
+          <w:sz w:val="24"/>
+          <w:szCs w:val="24"/>
+          <w:lang w:val="el-GR"/>
+        </w:rPr>
+        <w:t xml:space="preserve"> τις οποίες στη συνέχεια συγκρίνουμε και κρατάμε αυτές που ικανοποιούν την ζητούμενη συνθήκη. Τέλος, ταξινομούμε τα αποτελέσματα με φθίνουσα σειρά επεμβάσεων. </w:t>
+      </w:r>
+    </w:p>
+    <w:p>
+      <w:pPr>
+        <w:pStyle w:val="p1"/>
+        <w:jc w:val="both"/>
+        <w:rPr>
+          <w:rFonts w:asciiTheme="minorHAnsi" w:hAnsiTheme="minorHAnsi"/>
+          <w:sz w:val="24"/>
+          <w:szCs w:val="24"/>
+          <w:lang w:val="el-GR"/>
+        </w:rPr>
+      </w:pPr>
+    </w:p>
+    <w:p>
+      <w:pPr>
+        <w:pStyle w:val="p1"/>
+        <w:jc w:val="both"/>
+        <w:rPr>
+          <w:rFonts w:asciiTheme="minorHAnsi" w:hAnsiTheme="minorHAnsi"/>
+          <w:b/>
+          <w:bCs/>
+          <w:sz w:val="24"/>
+          <w:szCs w:val="24"/>
+          <w:lang w:val="en-GB"/>
+        </w:rPr>
+      </w:pPr>
+      <w:r>
+        <w:rPr>
+          <w:rFonts w:asciiTheme="minorHAnsi" w:hAnsiTheme="minorHAnsi"/>
+          <w:b/>
+          <w:bCs/>
+          <w:sz w:val="24"/>
+          <w:szCs w:val="24"/>
+          <w:lang w:val="el-GR"/>
+        </w:rPr>
+        <w:lastRenderedPageBreak/>
+        <w:t xml:space="preserve">12) </w:t>
+      </w:r>
+      <w:r>
+        <w:rPr>
+          <w:rFonts w:asciiTheme="minorHAnsi" w:hAnsiTheme="minorHAnsi"/>
+          <w:b/>
+          <w:bCs/>
+          <w:sz w:val="24"/>
+          <w:szCs w:val="24"/>
+        </w:rPr>
+        <w:t>Βρείτε τον απαιτούμενο αριθμό προσωπικού ανά τμήμα και ανά βάρδια για συγκεκριμένη εβδομάδα, με ανάλυση ανά υποκλάση προσωπικού (ιατροί ανά ειδικότητα, νοσηλευτές ανά βαθμίδα, διοικητικό προσωπικό ανά ρόλο).</w:t>
+      </w:r>
+    </w:p>
+    <w:p>
+      <w:pPr>
+        <w:pStyle w:val="p1"/>
+        <w:jc w:val="both"/>
+        <w:rPr>
+          <w:rFonts w:asciiTheme="minorHAnsi" w:hAnsiTheme="minorHAnsi"/>
+          <w:b/>
+          <w:bCs/>
+          <w:sz w:val="24"/>
+          <w:szCs w:val="24"/>
+          <w:lang w:val="en-GB"/>
+        </w:rPr>
+      </w:pPr>
+      <w:r>
+        <w:rPr>
+          <w:rFonts w:asciiTheme="minorHAnsi" w:hAnsiTheme="minorHAnsi"/>
+          <w:b/>
+          <w:bCs/>
+          <w:sz w:val="24"/>
+          <w:szCs w:val="24"/>
+          <w:lang w:val="en-GB"/>
+        </w:rPr>
+        <w:drawing>
+          <wp:inline distT="0" distB="0" distL="0" distR="0" wp14:anchorId="667DE2BD" wp14:editId="06705B2F">
+            <wp:extent cx="4854361" cy="6706181"/>
+            <wp:effectExtent l="0" t="0" r="3810" b="0"/>
+            <wp:docPr id="2100541427" name="Picture 1"/>
+            <wp:cNvGraphicFramePr>
+              <a:graphicFrameLocks xmlns:a="http://schemas.openxmlformats.org/drawingml/2006/main" noChangeAspect="1"/>
+            </wp:cNvGraphicFramePr>
+            <a:graphic xmlns:a="http://schemas.openxmlformats.org/drawingml/2006/main">
+              <a:graphicData uri="http://schemas.openxmlformats.org/drawingml/2006/picture">
+                <pic:pic xmlns:pic="http://schemas.openxmlformats.org/drawingml/2006/picture">
+                  <pic:nvPicPr>
+                    <pic:cNvPr id="2100541427" name=""/>
+                    <pic:cNvPicPr/>
+                  </pic:nvPicPr>
+                  <pic:blipFill>
+                    <a:blip r:embed="rId15"/>
+                    <a:stretch>
+                      <a:fillRect/>
+                    </a:stretch>
+                  </pic:blipFill>
+                  <pic:spPr>
+                    <a:xfrm>
+                      <a:off x="0" y="0"/>
+                      <a:ext cx="4854361" cy="6706181"/>
+                    </a:xfrm>
+                    <a:prstGeom prst="rect">
+                      <a:avLst/>
+                    </a:prstGeom>
+                  </pic:spPr>
+                </pic:pic>
+              </a:graphicData>
+            </a:graphic>
+          </wp:inline>
+        </w:drawing>
+      </w:r>
+    </w:p>
+    <w:p>
+      <w:pPr>
+        <w:pStyle w:val="p1"/>
+        <w:jc w:val="both"/>
+        <w:rPr>
+          <w:rFonts w:asciiTheme="minorHAnsi" w:hAnsiTheme="minorHAnsi"/>
+          <w:sz w:val="24"/>
+          <w:szCs w:val="24"/>
+          <w:lang w:val="el-GR"/>
+        </w:rPr>
+      </w:pPr>
+      <w:r>
+        <w:rPr>
+          <w:rFonts w:asciiTheme="minorHAnsi" w:hAnsiTheme="minorHAnsi"/>
+          <w:sz w:val="24"/>
+          <w:szCs w:val="24"/>
+          <w:lang w:val="el-GR"/>
+        </w:rPr>
+        <w:t>Αρχικά, συνδέουμε τους βασικούς πίνακες που θα χρειαστούμε: τις βάρδιες (</w:t>
+      </w:r>
+      <w:r>
+        <w:rPr>
+          <w:rFonts w:asciiTheme="minorHAnsi" w:hAnsiTheme="minorHAnsi"/>
+          <w:sz w:val="24"/>
+          <w:szCs w:val="24"/>
+          <w:lang w:val="en-GB"/>
+        </w:rPr>
+        <w:t>shift</w:t>
+      </w:r>
+      <w:r>
+        <w:rPr>
+          <w:rFonts w:asciiTheme="minorHAnsi" w:hAnsiTheme="minorHAnsi"/>
+          <w:sz w:val="24"/>
+          <w:szCs w:val="24"/>
+          <w:lang w:val="el-GR"/>
+        </w:rPr>
+        <w:t xml:space="preserve">) </w:t>
+      </w:r>
+      <w:r>
+        <w:rPr>
+          <w:rFonts w:asciiTheme="minorHAnsi" w:hAnsiTheme="minorHAnsi"/>
+          <w:sz w:val="24"/>
+          <w:szCs w:val="24"/>
+          <w:lang w:val="el-GR"/>
+        </w:rPr>
+        <w:t>με τα τμήματα (</w:t>
+      </w:r>
+      <w:r>
+        <w:rPr>
+          <w:rFonts w:asciiTheme="minorHAnsi" w:hAnsiTheme="minorHAnsi"/>
+          <w:sz w:val="24"/>
+          <w:szCs w:val="24"/>
+          <w:lang w:val="en-GB"/>
+        </w:rPr>
+        <w:t>departments</w:t>
+      </w:r>
+      <w:r>
+        <w:rPr>
+          <w:rFonts w:asciiTheme="minorHAnsi" w:hAnsiTheme="minorHAnsi"/>
+          <w:sz w:val="24"/>
+          <w:szCs w:val="24"/>
+          <w:lang w:val="el-GR"/>
+        </w:rPr>
+        <w:t>)</w:t>
+      </w:r>
+      <w:r>
+        <w:rPr>
+          <w:rFonts w:asciiTheme="minorHAnsi" w:hAnsiTheme="minorHAnsi"/>
+          <w:sz w:val="24"/>
+          <w:szCs w:val="24"/>
+          <w:lang w:val="el-GR"/>
+        </w:rPr>
+        <w:t>, τις βάρδιες με το προσωπικό που θα τη δουλέψει (</w:t>
+      </w:r>
+      <w:r>
+        <w:rPr>
+          <w:rFonts w:asciiTheme="minorHAnsi" w:hAnsiTheme="minorHAnsi"/>
+          <w:sz w:val="24"/>
+          <w:szCs w:val="24"/>
+          <w:lang w:val="en-GB"/>
+        </w:rPr>
+        <w:t>personnel</w:t>
+      </w:r>
+      <w:r>
+        <w:rPr>
+          <w:rFonts w:asciiTheme="minorHAnsi" w:hAnsiTheme="minorHAnsi"/>
+          <w:sz w:val="24"/>
+          <w:szCs w:val="24"/>
+          <w:lang w:val="el-GR"/>
+        </w:rPr>
+        <w:t>_</w:t>
+      </w:r>
+      <w:r>
+        <w:rPr>
+          <w:rFonts w:asciiTheme="minorHAnsi" w:hAnsiTheme="minorHAnsi"/>
+          <w:sz w:val="24"/>
+          <w:szCs w:val="24"/>
+          <w:lang w:val="en-GB"/>
+        </w:rPr>
+        <w:t>shifts</w:t>
+      </w:r>
+      <w:r>
+        <w:rPr>
+          <w:rFonts w:asciiTheme="minorHAnsi" w:hAnsiTheme="minorHAnsi"/>
+          <w:sz w:val="24"/>
+          <w:szCs w:val="24"/>
+          <w:lang w:val="el-GR"/>
+        </w:rPr>
+        <w:t>)</w:t>
+      </w:r>
+      <w:r>
+        <w:rPr>
+          <w:rFonts w:asciiTheme="minorHAnsi" w:hAnsiTheme="minorHAnsi"/>
+          <w:sz w:val="24"/>
+          <w:szCs w:val="24"/>
+          <w:lang w:val="el-GR"/>
+        </w:rPr>
+        <w:t xml:space="preserve"> και στη συνέχεια το προσωπικό με τον πίνακα </w:t>
+      </w:r>
+      <w:r>
+        <w:rPr>
+          <w:rFonts w:asciiTheme="minorHAnsi" w:hAnsiTheme="minorHAnsi"/>
+          <w:sz w:val="24"/>
+          <w:szCs w:val="24"/>
+          <w:lang w:val="en-GB"/>
+        </w:rPr>
+        <w:t>personnel</w:t>
+      </w:r>
+      <w:r>
+        <w:rPr>
+          <w:rFonts w:asciiTheme="minorHAnsi" w:hAnsiTheme="minorHAnsi"/>
+          <w:sz w:val="24"/>
+          <w:szCs w:val="24"/>
+          <w:lang w:val="el-GR"/>
+        </w:rPr>
+        <w:t xml:space="preserve"> </w:t>
+      </w:r>
+      <w:r>
+        <w:rPr>
+          <w:rFonts w:asciiTheme="minorHAnsi" w:hAnsiTheme="minorHAnsi"/>
+          <w:sz w:val="24"/>
+          <w:szCs w:val="24"/>
+          <w:lang w:val="el-GR"/>
+        </w:rPr>
+        <w:t xml:space="preserve">ώστε να πάρουμε τα υπόλοιπα στοιχεία τους. Μετά, καθώς χρειαζόμαστε διαφορετικές πληροφορίες ανάλογα με τον τύπου προσωπικού, κάνουμε </w:t>
+      </w:r>
+      <w:r>
+        <w:rPr>
+          <w:rFonts w:asciiTheme="minorHAnsi" w:hAnsiTheme="minorHAnsi"/>
+          <w:sz w:val="24"/>
+          <w:szCs w:val="24"/>
+          <w:lang w:val="en-GB"/>
+        </w:rPr>
+        <w:t>left</w:t>
+      </w:r>
+      <w:r>
+        <w:rPr>
+          <w:rFonts w:asciiTheme="minorHAnsi" w:hAnsiTheme="minorHAnsi"/>
+          <w:sz w:val="24"/>
+          <w:szCs w:val="24"/>
+          <w:lang w:val="el-GR"/>
+        </w:rPr>
+        <w:t>-</w:t>
+      </w:r>
+      <w:r>
+        <w:rPr>
+          <w:rFonts w:asciiTheme="minorHAnsi" w:hAnsiTheme="minorHAnsi"/>
+          <w:sz w:val="24"/>
+          <w:szCs w:val="24"/>
+          <w:lang w:val="en-GB"/>
+        </w:rPr>
+        <w:t>join</w:t>
+      </w:r>
+      <w:r>
+        <w:rPr>
+          <w:rFonts w:asciiTheme="minorHAnsi" w:hAnsiTheme="minorHAnsi"/>
+          <w:sz w:val="24"/>
+          <w:szCs w:val="24"/>
+          <w:lang w:val="el-GR"/>
+        </w:rPr>
+        <w:t xml:space="preserve"> </w:t>
+      </w:r>
+      <w:r>
+        <w:rPr>
+          <w:rFonts w:asciiTheme="minorHAnsi" w:hAnsiTheme="minorHAnsi"/>
+          <w:sz w:val="24"/>
+          <w:szCs w:val="24"/>
+          <w:lang w:val="el-GR"/>
+        </w:rPr>
+        <w:t xml:space="preserve">με τους πίνακες </w:t>
+      </w:r>
+      <w:r>
+        <w:rPr>
+          <w:rFonts w:asciiTheme="minorHAnsi" w:hAnsiTheme="minorHAnsi"/>
+          <w:sz w:val="24"/>
+          <w:szCs w:val="24"/>
+          <w:lang w:val="en-GB"/>
+        </w:rPr>
+        <w:t>doctors</w:t>
+      </w:r>
+      <w:r>
+        <w:rPr>
+          <w:rFonts w:asciiTheme="minorHAnsi" w:hAnsiTheme="minorHAnsi"/>
+          <w:sz w:val="24"/>
+          <w:szCs w:val="24"/>
+          <w:lang w:val="el-GR"/>
+        </w:rPr>
+        <w:t xml:space="preserve">, </w:t>
+      </w:r>
+      <w:r>
+        <w:rPr>
+          <w:rFonts w:asciiTheme="minorHAnsi" w:hAnsiTheme="minorHAnsi"/>
+          <w:sz w:val="24"/>
+          <w:szCs w:val="24"/>
+          <w:lang w:val="en-GB"/>
+        </w:rPr>
+        <w:t>nurses</w:t>
+      </w:r>
+      <w:r>
+        <w:rPr>
+          <w:rFonts w:asciiTheme="minorHAnsi" w:hAnsiTheme="minorHAnsi"/>
+          <w:sz w:val="24"/>
+          <w:szCs w:val="24"/>
+          <w:lang w:val="el-GR"/>
+        </w:rPr>
+        <w:t xml:space="preserve"> </w:t>
+      </w:r>
+      <w:r>
+        <w:rPr>
+          <w:rFonts w:asciiTheme="minorHAnsi" w:hAnsiTheme="minorHAnsi"/>
+          <w:sz w:val="24"/>
+          <w:szCs w:val="24"/>
+          <w:lang w:val="el-GR"/>
+        </w:rPr>
+        <w:t xml:space="preserve">και </w:t>
+      </w:r>
+      <w:r>
+        <w:rPr>
+          <w:rFonts w:asciiTheme="minorHAnsi" w:hAnsiTheme="minorHAnsi"/>
+          <w:sz w:val="24"/>
+          <w:szCs w:val="24"/>
+          <w:lang w:val="en-GB"/>
+        </w:rPr>
+        <w:t>administrative</w:t>
+      </w:r>
+      <w:r>
+        <w:rPr>
+          <w:rFonts w:asciiTheme="minorHAnsi" w:hAnsiTheme="minorHAnsi"/>
+          <w:sz w:val="24"/>
+          <w:szCs w:val="24"/>
+          <w:lang w:val="el-GR"/>
+        </w:rPr>
+        <w:t>_</w:t>
+      </w:r>
+      <w:r>
+        <w:rPr>
+          <w:rFonts w:asciiTheme="minorHAnsi" w:hAnsiTheme="minorHAnsi"/>
+          <w:sz w:val="24"/>
+          <w:szCs w:val="24"/>
+          <w:lang w:val="en-GB"/>
+        </w:rPr>
+        <w:t>personnel</w:t>
+      </w:r>
+      <w:r>
+        <w:rPr>
+          <w:rFonts w:asciiTheme="minorHAnsi" w:hAnsiTheme="minorHAnsi"/>
+          <w:sz w:val="24"/>
+          <w:szCs w:val="24"/>
+          <w:lang w:val="el-GR"/>
+        </w:rPr>
+        <w:t xml:space="preserve">. Αυτό μας επιτρέπει να δούμε αν το συγκεκριμένο </w:t>
+      </w:r>
+      <w:r>
+        <w:rPr>
+          <w:rFonts w:asciiTheme="minorHAnsi" w:hAnsiTheme="minorHAnsi"/>
+          <w:sz w:val="24"/>
+          <w:szCs w:val="24"/>
+          <w:lang w:val="en-GB"/>
+        </w:rPr>
+        <w:t>personnel</w:t>
+      </w:r>
+      <w:r>
+        <w:rPr>
+          <w:rFonts w:asciiTheme="minorHAnsi" w:hAnsiTheme="minorHAnsi"/>
+          <w:sz w:val="24"/>
+          <w:szCs w:val="24"/>
+          <w:lang w:val="el-GR"/>
+        </w:rPr>
+        <w:t>_</w:t>
+      </w:r>
+      <w:r>
+        <w:rPr>
+          <w:rFonts w:asciiTheme="minorHAnsi" w:hAnsiTheme="minorHAnsi"/>
+          <w:sz w:val="24"/>
+          <w:szCs w:val="24"/>
+          <w:lang w:val="en-GB"/>
+        </w:rPr>
+        <w:t>id</w:t>
+      </w:r>
+      <w:r>
+        <w:rPr>
+          <w:rFonts w:asciiTheme="minorHAnsi" w:hAnsiTheme="minorHAnsi"/>
+          <w:sz w:val="24"/>
+          <w:szCs w:val="24"/>
+          <w:lang w:val="el-GR"/>
+        </w:rPr>
+        <w:t xml:space="preserve"> </w:t>
+      </w:r>
+      <w:r>
+        <w:rPr>
+          <w:rFonts w:asciiTheme="minorHAnsi" w:hAnsiTheme="minorHAnsi"/>
+          <w:sz w:val="24"/>
+          <w:szCs w:val="24"/>
+          <w:lang w:val="el-GR"/>
+        </w:rPr>
+        <w:t xml:space="preserve">βρίσκεται στον εκάστοτε πίνακα και αν όχι να βάλουμε </w:t>
+      </w:r>
+      <w:r>
+        <w:rPr>
+          <w:rFonts w:asciiTheme="minorHAnsi" w:hAnsiTheme="minorHAnsi"/>
+          <w:sz w:val="24"/>
+          <w:szCs w:val="24"/>
+          <w:lang w:val="en-GB"/>
+        </w:rPr>
+        <w:t>NULL</w:t>
+      </w:r>
+      <w:r>
+        <w:rPr>
+          <w:rFonts w:asciiTheme="minorHAnsi" w:hAnsiTheme="minorHAnsi"/>
+          <w:sz w:val="24"/>
+          <w:szCs w:val="24"/>
+          <w:lang w:val="el-GR"/>
+        </w:rPr>
+        <w:t xml:space="preserve">. </w:t>
+      </w:r>
+      <w:r>
+        <w:rPr>
+          <w:rFonts w:asciiTheme="minorHAnsi" w:hAnsiTheme="minorHAnsi"/>
+          <w:sz w:val="24"/>
+          <w:szCs w:val="24"/>
+          <w:lang w:val="el-GR"/>
+        </w:rPr>
+        <w:t xml:space="preserve">Για τον ίδιο λόγο χρησιμοποιούμε το </w:t>
+      </w:r>
+      <w:r>
+        <w:rPr>
+          <w:rFonts w:asciiTheme="minorHAnsi" w:hAnsiTheme="minorHAnsi"/>
+          <w:sz w:val="24"/>
+          <w:szCs w:val="24"/>
+          <w:lang w:val="en-GB"/>
+        </w:rPr>
+        <w:t>CASE</w:t>
+      </w:r>
+      <w:r>
+        <w:rPr>
+          <w:rFonts w:asciiTheme="minorHAnsi" w:hAnsiTheme="minorHAnsi"/>
+          <w:sz w:val="24"/>
+          <w:szCs w:val="24"/>
+          <w:lang w:val="el-GR"/>
+        </w:rPr>
+        <w:t xml:space="preserve">. </w:t>
+      </w:r>
+      <w:r>
+        <w:rPr>
+          <w:rFonts w:asciiTheme="minorHAnsi" w:hAnsiTheme="minorHAnsi"/>
+          <w:sz w:val="24"/>
+          <w:szCs w:val="24"/>
+          <w:lang w:val="el-GR"/>
+        </w:rPr>
+        <w:t xml:space="preserve">Ανάλογα με τον τύπο προσωπικού, παίρνουμε </w:t>
+      </w:r>
+      <w:r>
+        <w:rPr>
+          <w:rFonts w:asciiTheme="minorHAnsi" w:hAnsiTheme="minorHAnsi"/>
+          <w:sz w:val="24"/>
+          <w:szCs w:val="24"/>
+          <w:lang w:val="el-GR"/>
+        </w:rPr>
+        <w:lastRenderedPageBreak/>
+        <w:t>και το αντίστοιχο καθήκον/ρόλο.</w:t>
+      </w:r>
+      <w:r>
+        <w:rPr>
+          <w:rFonts w:asciiTheme="minorHAnsi" w:hAnsiTheme="minorHAnsi"/>
+          <w:sz w:val="24"/>
+          <w:szCs w:val="24"/>
+          <w:lang w:val="el-GR"/>
+        </w:rPr>
+        <w:t xml:space="preserve"> </w:t>
+      </w:r>
+      <w:r>
+        <w:rPr>
+          <w:rFonts w:asciiTheme="minorHAnsi" w:hAnsiTheme="minorHAnsi"/>
+          <w:sz w:val="24"/>
+          <w:szCs w:val="24"/>
+          <w:lang w:val="el-GR"/>
+        </w:rPr>
+        <w:t xml:space="preserve"> Στη συνέχεια, φιλτράρουμε τις εγγραφές μας ώστε να περιλαμβάνονται σε μία συγκεκριμένη εβδομάδα και μετά ομαδοποιούμε τα αποτελέσματα κατά τμήμα, ημερομηνία, τύπο βάρδιας (πρωί – απόγευμα – βράδυ) και ρόλο. Παράλληλα, μετράμε πόσες τέτοιες ομάδες χρειάζονται και στο τέλος ταξινομούμε κατά τμήμα, μετά κατά ημερομηνία και τέλος κατά τύπο βάρδιας. </w:t>
+      </w:r>
+    </w:p>
+    <w:p>
+      <w:pPr>
+        <w:pStyle w:val="p1"/>
+        <w:jc w:val="both"/>
+        <w:rPr>
+          <w:rFonts w:asciiTheme="minorHAnsi" w:hAnsiTheme="minorHAnsi"/>
+          <w:sz w:val="24"/>
+          <w:szCs w:val="24"/>
+          <w:lang w:val="el-GR"/>
+        </w:rPr>
+      </w:pPr>
+    </w:p>
+    <w:p>
+      <w:pPr>
+        <w:pStyle w:val="p1"/>
+        <w:jc w:val="both"/>
+        <w:rPr>
+          <w:rFonts w:asciiTheme="minorHAnsi" w:hAnsiTheme="minorHAnsi"/>
+          <w:b/>
+          <w:bCs/>
+          <w:sz w:val="24"/>
+          <w:szCs w:val="24"/>
+          <w:lang w:val="el-GR"/>
+        </w:rPr>
+      </w:pPr>
+    </w:p>
+    <w:p>
+      <w:pPr>
+        <w:pStyle w:val="p1"/>
+        <w:jc w:val="both"/>
+        <w:rPr>
+          <w:rFonts w:asciiTheme="minorHAnsi" w:hAnsiTheme="minorHAnsi"/>
+          <w:b/>
+          <w:bCs/>
+          <w:sz w:val="24"/>
+          <w:szCs w:val="24"/>
+          <w:lang w:val="el-GR"/>
+        </w:rPr>
+      </w:pPr>
+    </w:p>
+    <w:p>
+      <w:pPr>
+        <w:pStyle w:val="p1"/>
+        <w:jc w:val="both"/>
+        <w:rPr>
+          <w:rFonts w:asciiTheme="minorHAnsi" w:hAnsiTheme="minorHAnsi"/>
+          <w:b/>
+          <w:bCs/>
+          <w:sz w:val="24"/>
+          <w:szCs w:val="24"/>
+          <w:lang w:val="el-GR"/>
+        </w:rPr>
+      </w:pPr>
+    </w:p>
+    <w:p>
+      <w:pPr>
+        <w:pStyle w:val="p1"/>
+        <w:jc w:val="both"/>
+        <w:rPr>
+          <w:rFonts w:asciiTheme="minorHAnsi" w:hAnsiTheme="minorHAnsi"/>
+          <w:b/>
+          <w:bCs/>
+          <w:sz w:val="24"/>
+          <w:szCs w:val="24"/>
+          <w:lang w:val="el-GR"/>
+        </w:rPr>
+      </w:pPr>
+    </w:p>
+    <w:p>
+      <w:pPr>
+        <w:pStyle w:val="p1"/>
+        <w:jc w:val="both"/>
+        <w:rPr>
+          <w:rFonts w:asciiTheme="minorHAnsi" w:hAnsiTheme="minorHAnsi"/>
+          <w:b/>
+          <w:bCs/>
+          <w:sz w:val="24"/>
+          <w:szCs w:val="24"/>
+          <w:lang w:val="el-GR"/>
+        </w:rPr>
+      </w:pPr>
+    </w:p>
+    <w:p>
+      <w:pPr>
+        <w:pStyle w:val="p1"/>
+        <w:jc w:val="both"/>
+        <w:rPr>
+          <w:rFonts w:asciiTheme="minorHAnsi" w:hAnsiTheme="minorHAnsi"/>
+          <w:b/>
+          <w:bCs/>
+          <w:sz w:val="24"/>
+          <w:szCs w:val="24"/>
+          <w:lang w:val="el-GR"/>
+        </w:rPr>
+      </w:pPr>
+    </w:p>
+    <w:p>
+      <w:pPr>
+        <w:pStyle w:val="p1"/>
+        <w:jc w:val="both"/>
+        <w:rPr>
+          <w:rFonts w:asciiTheme="minorHAnsi" w:hAnsiTheme="minorHAnsi"/>
+          <w:b/>
+          <w:bCs/>
+          <w:sz w:val="24"/>
+          <w:szCs w:val="24"/>
+          <w:lang w:val="el-GR"/>
+        </w:rPr>
+      </w:pPr>
+    </w:p>
+    <w:p>
+      <w:pPr>
+        <w:pStyle w:val="p1"/>
+        <w:jc w:val="both"/>
+        <w:rPr>
+          <w:rFonts w:asciiTheme="minorHAnsi" w:hAnsiTheme="minorHAnsi"/>
+          <w:b/>
+          <w:bCs/>
+          <w:sz w:val="24"/>
+          <w:szCs w:val="24"/>
+          <w:lang w:val="el-GR"/>
+        </w:rPr>
+      </w:pPr>
+    </w:p>
+    <w:p>
+      <w:pPr>
+        <w:pStyle w:val="p1"/>
+        <w:jc w:val="both"/>
+        <w:rPr>
+          <w:rFonts w:asciiTheme="minorHAnsi" w:hAnsiTheme="minorHAnsi"/>
+          <w:b/>
+          <w:bCs/>
+          <w:sz w:val="24"/>
+          <w:szCs w:val="24"/>
+          <w:lang w:val="el-GR"/>
+        </w:rPr>
+      </w:pPr>
+    </w:p>
+    <w:p>
+      <w:pPr>
+        <w:pStyle w:val="p1"/>
+        <w:jc w:val="both"/>
+        <w:rPr>
+          <w:rFonts w:asciiTheme="minorHAnsi" w:hAnsiTheme="minorHAnsi"/>
+          <w:b/>
+          <w:bCs/>
+          <w:sz w:val="24"/>
+          <w:szCs w:val="24"/>
+          <w:lang w:val="el-GR"/>
+        </w:rPr>
+      </w:pPr>
+    </w:p>
+    <w:p>
+      <w:pPr>
+        <w:pStyle w:val="p1"/>
+        <w:jc w:val="both"/>
+        <w:rPr>
+          <w:rFonts w:asciiTheme="minorHAnsi" w:hAnsiTheme="minorHAnsi"/>
+          <w:b/>
+          <w:bCs/>
+          <w:sz w:val="24"/>
+          <w:szCs w:val="24"/>
+          <w:lang w:val="el-GR"/>
+        </w:rPr>
+      </w:pPr>
+    </w:p>
+    <w:p>
+      <w:pPr>
+        <w:pStyle w:val="p1"/>
+        <w:jc w:val="both"/>
+        <w:rPr>
+          <w:rFonts w:asciiTheme="minorHAnsi" w:hAnsiTheme="minorHAnsi"/>
+          <w:b/>
+          <w:bCs/>
+          <w:sz w:val="24"/>
+          <w:szCs w:val="24"/>
+          <w:lang w:val="el-GR"/>
+        </w:rPr>
+      </w:pPr>
+    </w:p>
+    <w:p>
+      <w:pPr>
+        <w:pStyle w:val="p1"/>
+        <w:jc w:val="both"/>
+        <w:rPr>
+          <w:rFonts w:asciiTheme="minorHAnsi" w:hAnsiTheme="minorHAnsi"/>
+          <w:b/>
+          <w:bCs/>
+          <w:sz w:val="24"/>
+          <w:szCs w:val="24"/>
+          <w:lang w:val="el-GR"/>
+        </w:rPr>
+      </w:pPr>
+    </w:p>
+    <w:p>
+      <w:pPr>
+        <w:pStyle w:val="p1"/>
+        <w:jc w:val="both"/>
+        <w:rPr>
+          <w:rFonts w:asciiTheme="minorHAnsi" w:hAnsiTheme="minorHAnsi"/>
+          <w:b/>
+          <w:bCs/>
+          <w:sz w:val="24"/>
+          <w:szCs w:val="24"/>
+          <w:lang w:val="el-GR"/>
+        </w:rPr>
+      </w:pPr>
+    </w:p>
+    <w:p>
+      <w:pPr>
+        <w:pStyle w:val="p1"/>
+        <w:jc w:val="both"/>
+        <w:rPr>
+          <w:rFonts w:asciiTheme="minorHAnsi" w:hAnsiTheme="minorHAnsi"/>
+          <w:b/>
+          <w:bCs/>
+          <w:sz w:val="24"/>
+          <w:szCs w:val="24"/>
+          <w:lang w:val="el-GR"/>
+        </w:rPr>
+      </w:pPr>
+    </w:p>
+    <w:p>
+      <w:pPr>
+        <w:pStyle w:val="p1"/>
+        <w:jc w:val="both"/>
+        <w:rPr>
+          <w:rFonts w:asciiTheme="minorHAnsi" w:hAnsiTheme="minorHAnsi"/>
+          <w:b/>
+          <w:bCs/>
+          <w:sz w:val="24"/>
+          <w:szCs w:val="24"/>
+          <w:lang w:val="el-GR"/>
+        </w:rPr>
+      </w:pPr>
+    </w:p>
+    <w:p>
+      <w:pPr>
+        <w:pStyle w:val="p1"/>
+        <w:jc w:val="both"/>
+        <w:rPr>
+          <w:rFonts w:asciiTheme="minorHAnsi" w:hAnsiTheme="minorHAnsi"/>
+          <w:b/>
+          <w:bCs/>
+          <w:sz w:val="24"/>
+          <w:szCs w:val="24"/>
+          <w:lang w:val="el-GR"/>
+        </w:rPr>
+      </w:pPr>
+    </w:p>
+    <w:p>
+      <w:pPr>
+        <w:pStyle w:val="p1"/>
+        <w:jc w:val="both"/>
+        <w:rPr>
+          <w:rFonts w:asciiTheme="minorHAnsi" w:hAnsiTheme="minorHAnsi"/>
+          <w:b/>
+          <w:bCs/>
+          <w:sz w:val="24"/>
+          <w:szCs w:val="24"/>
+          <w:lang w:val="el-GR"/>
+        </w:rPr>
+      </w:pPr>
+    </w:p>
+    <w:p>
+      <w:pPr>
+        <w:pStyle w:val="p1"/>
+        <w:jc w:val="both"/>
+        <w:rPr>
+          <w:rFonts w:asciiTheme="minorHAnsi" w:hAnsiTheme="minorHAnsi"/>
+          <w:b/>
+          <w:bCs/>
+          <w:sz w:val="24"/>
+          <w:szCs w:val="24"/>
+          <w:lang w:val="el-GR"/>
+        </w:rPr>
+      </w:pPr>
+    </w:p>
+    <w:p>
+      <w:pPr>
+        <w:pStyle w:val="p1"/>
+        <w:jc w:val="both"/>
+        <w:rPr>
+          <w:rFonts w:asciiTheme="minorHAnsi" w:hAnsiTheme="minorHAnsi"/>
+          <w:b/>
+          <w:bCs/>
+          <w:sz w:val="24"/>
+          <w:szCs w:val="24"/>
+          <w:lang w:val="el-GR"/>
+        </w:rPr>
+      </w:pPr>
+    </w:p>
+    <w:p>
+      <w:pPr>
+        <w:pStyle w:val="p1"/>
+        <w:jc w:val="both"/>
+        <w:rPr>
+          <w:rFonts w:asciiTheme="minorHAnsi" w:hAnsiTheme="minorHAnsi"/>
+          <w:b/>
+          <w:bCs/>
+          <w:sz w:val="24"/>
+          <w:szCs w:val="24"/>
+          <w:lang w:val="el-GR"/>
+        </w:rPr>
+      </w:pPr>
+    </w:p>
+    <w:p>
+      <w:pPr>
+        <w:pStyle w:val="p1"/>
+        <w:jc w:val="both"/>
+        <w:rPr>
+          <w:rFonts w:asciiTheme="minorHAnsi" w:hAnsiTheme="minorHAnsi"/>
+          <w:b/>
+          <w:bCs/>
+          <w:sz w:val="24"/>
+          <w:szCs w:val="24"/>
+          <w:lang w:val="el-GR"/>
+        </w:rPr>
+      </w:pPr>
+    </w:p>
+    <w:p>
+      <w:pPr>
+        <w:pStyle w:val="p1"/>
+        <w:jc w:val="both"/>
+        <w:rPr>
+          <w:rFonts w:asciiTheme="minorHAnsi" w:hAnsiTheme="minorHAnsi"/>
+          <w:b/>
+          <w:bCs/>
+          <w:sz w:val="24"/>
+          <w:szCs w:val="24"/>
+          <w:lang w:val="el-GR"/>
+        </w:rPr>
+      </w:pPr>
+    </w:p>
+    <w:p>
+      <w:pPr>
+        <w:pStyle w:val="p1"/>
+        <w:jc w:val="both"/>
+        <w:rPr>
+          <w:rFonts w:asciiTheme="minorHAnsi" w:hAnsiTheme="minorHAnsi"/>
+          <w:b/>
+          <w:bCs/>
+          <w:sz w:val="24"/>
+          <w:szCs w:val="24"/>
+          <w:lang w:val="el-GR"/>
+        </w:rPr>
+      </w:pPr>
+    </w:p>
+    <w:p>
+      <w:pPr>
+        <w:pStyle w:val="p1"/>
+        <w:jc w:val="both"/>
+        <w:rPr>
+          <w:rFonts w:asciiTheme="minorHAnsi" w:hAnsiTheme="minorHAnsi"/>
+          <w:b/>
+          <w:bCs/>
+          <w:sz w:val="24"/>
+          <w:szCs w:val="24"/>
+          <w:lang w:val="el-GR"/>
+        </w:rPr>
+      </w:pPr>
+    </w:p>
+    <w:p>
+      <w:pPr>
+        <w:pStyle w:val="p1"/>
+        <w:jc w:val="both"/>
+        <w:rPr>
+          <w:rFonts w:asciiTheme="minorHAnsi" w:hAnsiTheme="minorHAnsi"/>
+          <w:b/>
+          <w:bCs/>
+          <w:sz w:val="24"/>
+          <w:szCs w:val="24"/>
+          <w:lang w:val="el-GR"/>
+        </w:rPr>
+      </w:pPr>
+    </w:p>
+    <w:p>
+      <w:pPr>
+        <w:pStyle w:val="p1"/>
+        <w:jc w:val="both"/>
+        <w:rPr>
+          <w:rFonts w:asciiTheme="minorHAnsi" w:hAnsiTheme="minorHAnsi"/>
+          <w:b/>
+          <w:bCs/>
+          <w:sz w:val="24"/>
+          <w:szCs w:val="24"/>
+          <w:lang w:val="el-GR"/>
+        </w:rPr>
+      </w:pPr>
+    </w:p>
+    <w:p>
+      <w:pPr>
+        <w:pStyle w:val="p1"/>
+        <w:jc w:val="both"/>
+        <w:rPr>
+          <w:rFonts w:asciiTheme="minorHAnsi" w:hAnsiTheme="minorHAnsi"/>
+          <w:b/>
+          <w:bCs/>
+          <w:sz w:val="24"/>
+          <w:szCs w:val="24"/>
+          <w:lang w:val="el-GR"/>
+        </w:rPr>
+      </w:pPr>
+    </w:p>
+    <w:p>
+      <w:pPr>
+        <w:pStyle w:val="p1"/>
+        <w:jc w:val="both"/>
+        <w:rPr>
+          <w:rFonts w:asciiTheme="minorHAnsi" w:hAnsiTheme="minorHAnsi"/>
+          <w:b/>
+          <w:bCs/>
+          <w:sz w:val="24"/>
+          <w:szCs w:val="24"/>
+          <w:lang w:val="el-GR"/>
+        </w:rPr>
+      </w:pPr>
+    </w:p>
+    <w:p>
+      <w:pPr>
+        <w:pStyle w:val="p1"/>
+        <w:jc w:val="both"/>
+        <w:rPr>
+          <w:rFonts w:asciiTheme="minorHAnsi" w:hAnsiTheme="minorHAnsi"/>
+          <w:b/>
+          <w:bCs/>
+          <w:sz w:val="24"/>
+          <w:szCs w:val="24"/>
+          <w:lang w:val="el-GR"/>
+        </w:rPr>
+      </w:pPr>
+    </w:p>
+    <w:p>
+      <w:pPr>
+        <w:pStyle w:val="p1"/>
+        <w:jc w:val="both"/>
+        <w:rPr>
+          <w:rFonts w:asciiTheme="minorHAnsi" w:hAnsiTheme="minorHAnsi"/>
+          <w:b/>
+          <w:bCs/>
+          <w:sz w:val="24"/>
+          <w:szCs w:val="24"/>
+          <w:lang w:val="el-GR"/>
+        </w:rPr>
+      </w:pPr>
+    </w:p>
+    <w:p>
+      <w:pPr>
+        <w:pStyle w:val="p1"/>
+        <w:jc w:val="both"/>
+        <w:rPr>
+          <w:rFonts w:asciiTheme="minorHAnsi" w:hAnsiTheme="minorHAnsi"/>
+          <w:b/>
+          <w:bCs/>
+          <w:sz w:val="24"/>
+          <w:szCs w:val="24"/>
+          <w:lang w:val="el-GR"/>
+        </w:rPr>
+      </w:pPr>
+    </w:p>
+    <w:p>
+      <w:pPr>
+        <w:pStyle w:val="p1"/>
+        <w:jc w:val="both"/>
+        <w:rPr>
+          <w:rFonts w:asciiTheme="minorHAnsi" w:hAnsiTheme="minorHAnsi"/>
+          <w:b/>
+          <w:bCs/>
+          <w:sz w:val="24"/>
+          <w:szCs w:val="24"/>
+          <w:lang w:val="el-GR"/>
+        </w:rPr>
+      </w:pPr>
+    </w:p>
+    <w:p>
+      <w:pPr>
+        <w:pStyle w:val="p1"/>
+        <w:jc w:val="both"/>
+        <w:rPr>
+          <w:rFonts w:asciiTheme="minorHAnsi" w:hAnsiTheme="minorHAnsi"/>
+          <w:b/>
+          <w:bCs/>
+          <w:sz w:val="24"/>
+          <w:szCs w:val="24"/>
+          <w:lang w:val="el-GR"/>
+        </w:rPr>
+      </w:pPr>
+    </w:p>
+    <w:p>
+      <w:pPr>
+        <w:pStyle w:val="p1"/>
+        <w:jc w:val="both"/>
+        <w:rPr>
+          <w:rFonts w:asciiTheme="minorHAnsi" w:hAnsiTheme="minorHAnsi"/>
+          <w:b/>
+          <w:bCs/>
+          <w:sz w:val="24"/>
+          <w:szCs w:val="24"/>
+          <w:lang w:val="el-GR"/>
+        </w:rPr>
+      </w:pPr>
+    </w:p>
+    <w:p>
+      <w:pPr>
+        <w:pStyle w:val="p1"/>
+        <w:jc w:val="both"/>
+        <w:rPr>
+          <w:rFonts w:asciiTheme="minorHAnsi" w:hAnsiTheme="minorHAnsi"/>
+          <w:b/>
+          <w:bCs/>
+          <w:sz w:val="24"/>
+          <w:szCs w:val="24"/>
+          <w:lang w:val="el-GR"/>
+        </w:rPr>
+      </w:pPr>
+    </w:p>
+    <w:p>
+      <w:pPr>
+        <w:pStyle w:val="p1"/>
+        <w:jc w:val="both"/>
+        <w:rPr>
+          <w:rFonts w:asciiTheme="minorHAnsi" w:hAnsiTheme="minorHAnsi"/>
+          <w:b/>
+          <w:bCs/>
+          <w:sz w:val="24"/>
+          <w:szCs w:val="24"/>
+          <w:lang w:val="el-GR"/>
+        </w:rPr>
+      </w:pPr>
+    </w:p>
+    <w:p>
+      <w:pPr>
+        <w:pStyle w:val="p1"/>
+        <w:jc w:val="both"/>
+        <w:rPr>
+          <w:rFonts w:asciiTheme="minorHAnsi" w:hAnsiTheme="minorHAnsi"/>
+          <w:b/>
+          <w:bCs/>
+          <w:sz w:val="24"/>
+          <w:szCs w:val="24"/>
+          <w:lang w:val="el-GR"/>
+        </w:rPr>
+      </w:pPr>
+    </w:p>
+    <w:p>
+      <w:pPr>
+        <w:pStyle w:val="p1"/>
+        <w:jc w:val="both"/>
+        <w:rPr>
+          <w:rFonts w:asciiTheme="minorHAnsi" w:hAnsiTheme="minorHAnsi"/>
+          <w:b/>
+          <w:bCs/>
+          <w:sz w:val="24"/>
+          <w:szCs w:val="24"/>
+          <w:lang w:val="el-GR"/>
+        </w:rPr>
+      </w:pPr>
+    </w:p>
+    <w:p>
+      <w:pPr>
+        <w:pStyle w:val="p1"/>
+        <w:jc w:val="both"/>
+        <w:rPr>
+          <w:rFonts w:asciiTheme="minorHAnsi" w:hAnsiTheme="minorHAnsi"/>
+          <w:b/>
+          <w:bCs/>
+          <w:sz w:val="24"/>
+          <w:szCs w:val="24"/>
+          <w:lang w:val="el-GR"/>
+        </w:rPr>
+      </w:pPr>
+    </w:p>
+    <w:p>
+      <w:pPr>
+        <w:pStyle w:val="p1"/>
+        <w:jc w:val="both"/>
+        <w:rPr>
+          <w:rFonts w:asciiTheme="minorHAnsi" w:hAnsiTheme="minorHAnsi"/>
+          <w:b/>
+          <w:bCs/>
+          <w:sz w:val="24"/>
+          <w:szCs w:val="24"/>
+          <w:lang w:val="el-GR"/>
+        </w:rPr>
+      </w:pPr>
+      <w:r>
+        <w:rPr>
+          <w:rFonts w:asciiTheme="minorHAnsi" w:hAnsiTheme="minorHAnsi"/>
+          <w:b/>
+          <w:bCs/>
+          <w:sz w:val="24"/>
+          <w:szCs w:val="24"/>
+          <w:lang w:val="el-GR"/>
+        </w:rPr>
+        <w:lastRenderedPageBreak/>
+        <w:t>13)</w:t>
+      </w:r>
+      <w:r>
+        <w:rPr>
+          <w:rFonts w:asciiTheme="minorHAnsi" w:eastAsiaTheme="minorHAnsi" w:hAnsiTheme="minorHAnsi" w:cstheme="minorBidi"/>
+          <w:b/>
+          <w:bCs/>
+          <w:color w:val="auto"/>
+          <w:kern w:val="2"/>
+          <w:sz w:val="24"/>
+          <w:szCs w:val="24"/>
+          <w:lang w:eastAsia="en-US"/>
+          <w14:ligatures w14:val="standardContextual"/>
+        </w:rPr>
+        <w:t xml:space="preserve"> </w:t>
+      </w:r>
+      <w:r>
+        <w:rPr>
+          <w:rFonts w:asciiTheme="minorHAnsi" w:hAnsiTheme="minorHAnsi"/>
+          <w:b/>
+          <w:bCs/>
+          <w:sz w:val="24"/>
+          <w:szCs w:val="24"/>
+        </w:rPr>
+        <w:t>Βρείτε για κάθε ιατρό όλη την ιεραρχία εποπτείας του, από τον άμεσο επόπτη έως τον Διευθυντή, με ένδειξη του επιπέδου σε κάθε βαθμίδα</w:t>
+      </w:r>
+      <w:r>
+        <w:rPr>
+          <w:rFonts w:asciiTheme="minorHAnsi" w:hAnsiTheme="minorHAnsi"/>
+          <w:b/>
+          <w:bCs/>
+          <w:sz w:val="24"/>
+          <w:szCs w:val="24"/>
+          <w:lang w:val="el-GR"/>
+        </w:rPr>
+        <w:t>.</w:t>
+      </w:r>
+    </w:p>
+    <w:p>
+      <w:pPr>
+        <w:pStyle w:val="p1"/>
+        <w:jc w:val="both"/>
+        <w:rPr>
+          <w:rFonts w:asciiTheme="minorHAnsi" w:hAnsiTheme="minorHAnsi"/>
+          <w:sz w:val="24"/>
+          <w:szCs w:val="24"/>
+          <w:lang w:val="el-GR"/>
+        </w:rPr>
+      </w:pPr>
+      <w:r>
+        <w:rPr>
+          <w:rFonts w:asciiTheme="minorHAnsi" w:hAnsiTheme="minorHAnsi"/>
+          <w:sz w:val="24"/>
+          <w:szCs w:val="24"/>
+          <w:lang w:val="el-GR"/>
+        </w:rPr>
+        <w:drawing>
+          <wp:inline distT="0" distB="0" distL="0" distR="0" wp14:anchorId="48302B64" wp14:editId="51AB6077">
+            <wp:extent cx="4272180" cy="4053840"/>
+            <wp:effectExtent l="0" t="0" r="0" b="3810"/>
+            <wp:docPr id="1481211125" name="Picture 1"/>
+            <wp:cNvGraphicFramePr>
+              <a:graphicFrameLocks xmlns:a="http://schemas.openxmlformats.org/drawingml/2006/main" noChangeAspect="1"/>
+            </wp:cNvGraphicFramePr>
+            <a:graphic xmlns:a="http://schemas.openxmlformats.org/drawingml/2006/main">
+              <a:graphicData uri="http://schemas.openxmlformats.org/drawingml/2006/picture">
+                <pic:pic xmlns:pic="http://schemas.openxmlformats.org/drawingml/2006/picture">
+                  <pic:nvPicPr>
+                    <pic:cNvPr id="1481211125" name=""/>
+                    <pic:cNvPicPr/>
+                  </pic:nvPicPr>
+                  <pic:blipFill>
+                    <a:blip r:embed="rId16"/>
+                    <a:stretch>
+                      <a:fillRect/>
+                    </a:stretch>
+                  </pic:blipFill>
+                  <pic:spPr>
+                    <a:xfrm>
+                      <a:off x="0" y="0"/>
+                      <a:ext cx="4275122" cy="4056632"/>
+                    </a:xfrm>
+                    <a:prstGeom prst="rect">
+                      <a:avLst/>
+                    </a:prstGeom>
+                  </pic:spPr>
+                </pic:pic>
+              </a:graphicData>
+            </a:graphic>
+          </wp:inline>
+        </w:drawing>
+      </w:r>
+    </w:p>
+    <w:p>
+      <w:pPr>
+        <w:pStyle w:val="p1"/>
+        <w:jc w:val="both"/>
+        <w:rPr>
+          <w:rFonts w:asciiTheme="minorHAnsi" w:hAnsiTheme="minorHAnsi"/>
+          <w:sz w:val="24"/>
+          <w:szCs w:val="24"/>
+          <w:lang w:val="el-GR"/>
+        </w:rPr>
+      </w:pPr>
+      <w:r>
+        <w:rPr>
+          <w:rFonts w:asciiTheme="minorHAnsi" w:hAnsiTheme="minorHAnsi"/>
+          <w:sz w:val="24"/>
+          <w:szCs w:val="24"/>
+          <w:lang w:val="el-GR"/>
+        </w:rPr>
+        <w:drawing>
+          <wp:inline distT="0" distB="0" distL="0" distR="0" wp14:anchorId="0A59A4CC" wp14:editId="36912B01">
+            <wp:extent cx="4844086" cy="3451860"/>
+            <wp:effectExtent l="0" t="0" r="0" b="0"/>
+            <wp:docPr id="2104574776" name="Picture 1"/>
+            <wp:cNvGraphicFramePr>
+              <a:graphicFrameLocks xmlns:a="http://schemas.openxmlformats.org/drawingml/2006/main" noChangeAspect="1"/>
+            </wp:cNvGraphicFramePr>
+            <a:graphic xmlns:a="http://schemas.openxmlformats.org/drawingml/2006/main">
+              <a:graphicData uri="http://schemas.openxmlformats.org/drawingml/2006/picture">
+                <pic:pic xmlns:pic="http://schemas.openxmlformats.org/drawingml/2006/picture">
+                  <pic:nvPicPr>
+                    <pic:cNvPr id="2104574776" name=""/>
+                    <pic:cNvPicPr/>
+                  </pic:nvPicPr>
+                  <pic:blipFill>
+                    <a:blip r:embed="rId17"/>
+                    <a:stretch>
+                      <a:fillRect/>
+                    </a:stretch>
+                  </pic:blipFill>
+                  <pic:spPr>
+                    <a:xfrm>
+                      <a:off x="0" y="0"/>
+                      <a:ext cx="4848438" cy="3454961"/>
+                    </a:xfrm>
+                    <a:prstGeom prst="rect">
+                      <a:avLst/>
+                    </a:prstGeom>
+                  </pic:spPr>
+                </pic:pic>
+              </a:graphicData>
+            </a:graphic>
+          </wp:inline>
+        </w:drawing>
+      </w:r>
+    </w:p>
+    <w:p>
+      <w:pPr>
+        <w:pStyle w:val="p1"/>
+        <w:jc w:val="both"/>
+        <w:rPr>
+          <w:rFonts w:asciiTheme="minorHAnsi" w:hAnsiTheme="minorHAnsi"/>
+          <w:sz w:val="24"/>
+          <w:szCs w:val="24"/>
+          <w:lang w:val="el-GR"/>
+        </w:rPr>
+      </w:pPr>
+    </w:p>
+    <w:p>
+      <w:pPr>
+        <w:pStyle w:val="p1"/>
+        <w:jc w:val="both"/>
+        <w:rPr>
+          <w:rFonts w:asciiTheme="minorHAnsi" w:hAnsiTheme="minorHAnsi"/>
+          <w:sz w:val="24"/>
+          <w:szCs w:val="24"/>
+          <w:lang w:val="el-GR"/>
+        </w:rPr>
+      </w:pPr>
+    </w:p>
+    <w:p>
+      <w:pPr>
+        <w:pStyle w:val="p1"/>
+        <w:jc w:val="both"/>
+        <w:rPr>
+          <w:rFonts w:asciiTheme="minorHAnsi" w:hAnsiTheme="minorHAnsi"/>
+          <w:sz w:val="24"/>
+          <w:szCs w:val="24"/>
+          <w:lang w:val="el-GR"/>
+        </w:rPr>
+      </w:pPr>
+    </w:p>
+    <w:p>
+      <w:pPr>
+        <w:pStyle w:val="p1"/>
+        <w:jc w:val="both"/>
+        <w:rPr>
+          <w:rFonts w:asciiTheme="minorHAnsi" w:hAnsiTheme="minorHAnsi"/>
+          <w:sz w:val="24"/>
+          <w:szCs w:val="24"/>
+          <w:lang w:val="el-GR"/>
+        </w:rPr>
+      </w:pPr>
+    </w:p>
+    <w:p>
+      <w:pPr>
+        <w:pStyle w:val="p1"/>
+        <w:jc w:val="both"/>
+        <w:rPr>
+          <w:rFonts w:asciiTheme="minorHAnsi" w:hAnsiTheme="minorHAnsi"/>
+          <w:sz w:val="24"/>
+          <w:szCs w:val="24"/>
+          <w:lang w:val="el-GR"/>
+        </w:rPr>
+      </w:pPr>
+    </w:p>
+    <w:p>
+      <w:pPr>
+        <w:pStyle w:val="p1"/>
+        <w:jc w:val="both"/>
+        <w:rPr>
+          <w:rFonts w:asciiTheme="minorHAnsi" w:hAnsiTheme="minorHAnsi"/>
+          <w:sz w:val="24"/>
+          <w:szCs w:val="24"/>
+          <w:lang w:val="en-GB"/>
+        </w:rPr>
+      </w:pPr>
+      <w:r>
+        <w:rPr>
+          <w:rFonts w:asciiTheme="minorHAnsi" w:hAnsiTheme="minorHAnsi"/>
+          <w:sz w:val="24"/>
+          <w:szCs w:val="24"/>
+          <w:lang w:val="el-GR"/>
+        </w:rPr>
+        <w:lastRenderedPageBreak/>
+        <w:t xml:space="preserve">Σε αυτό το ερώτημα χρησιμοποιήσαμε </w:t>
+      </w:r>
+      <w:r>
+        <w:rPr>
+          <w:rFonts w:asciiTheme="minorHAnsi" w:hAnsiTheme="minorHAnsi"/>
+          <w:sz w:val="24"/>
+          <w:szCs w:val="24"/>
+          <w:lang w:val="en-GB"/>
+        </w:rPr>
+        <w:t>Recursive</w:t>
+      </w:r>
+      <w:r>
+        <w:rPr>
+          <w:rFonts w:asciiTheme="minorHAnsi" w:hAnsiTheme="minorHAnsi"/>
+          <w:sz w:val="24"/>
+          <w:szCs w:val="24"/>
+          <w:lang w:val="el-GR"/>
+        </w:rPr>
+        <w:t xml:space="preserve"> </w:t>
+      </w:r>
+      <w:r>
+        <w:rPr>
+          <w:rFonts w:asciiTheme="minorHAnsi" w:hAnsiTheme="minorHAnsi"/>
+          <w:sz w:val="24"/>
+          <w:szCs w:val="24"/>
+          <w:lang w:val="en-GB"/>
+        </w:rPr>
+        <w:t>CTE</w:t>
+      </w:r>
+      <w:r>
+        <w:rPr>
+          <w:rFonts w:asciiTheme="minorHAnsi" w:hAnsiTheme="minorHAnsi"/>
+          <w:sz w:val="24"/>
+          <w:szCs w:val="24"/>
+          <w:lang w:val="el-GR"/>
+        </w:rPr>
+        <w:t xml:space="preserve">, </w:t>
+      </w:r>
+      <w:r>
+        <w:rPr>
+          <w:rFonts w:asciiTheme="minorHAnsi" w:hAnsiTheme="minorHAnsi"/>
+          <w:sz w:val="24"/>
+          <w:szCs w:val="24"/>
+          <w:lang w:val="el-GR"/>
+        </w:rPr>
+        <w:t xml:space="preserve">καθώς η ιεραρχία μπορεί να έχει μεταβλητό βάθος και μεγαλύτερο του άμεσου επόπτη. </w:t>
+      </w:r>
+      <w:r>
+        <w:rPr>
+          <w:rFonts w:asciiTheme="minorHAnsi" w:hAnsiTheme="minorHAnsi"/>
+          <w:sz w:val="24"/>
+          <w:szCs w:val="24"/>
+          <w:lang w:val="el-GR"/>
+        </w:rPr>
+        <w:t xml:space="preserve">Ο προσωρινός πίνακας </w:t>
+      </w:r>
+      <w:proofErr w:type="spellStart"/>
+      <w:r>
+        <w:rPr>
+          <w:rFonts w:asciiTheme="minorHAnsi" w:hAnsiTheme="minorHAnsi"/>
+          <w:sz w:val="24"/>
+          <w:szCs w:val="24"/>
+          <w:lang w:val="en-GB"/>
+        </w:rPr>
+        <w:t>SupervisionHierarchy</w:t>
+      </w:r>
+      <w:proofErr w:type="spellEnd"/>
+      <w:r>
+        <w:rPr>
+          <w:rFonts w:asciiTheme="minorHAnsi" w:hAnsiTheme="minorHAnsi"/>
+          <w:sz w:val="24"/>
+          <w:szCs w:val="24"/>
+          <w:lang w:val="el-GR"/>
+        </w:rPr>
+        <w:t xml:space="preserve">  </w:t>
+      </w:r>
+      <w:r>
+        <w:rPr>
+          <w:rFonts w:asciiTheme="minorHAnsi" w:hAnsiTheme="minorHAnsi"/>
+          <w:sz w:val="24"/>
+          <w:szCs w:val="24"/>
+          <w:lang w:val="el-GR"/>
+        </w:rPr>
+        <w:t xml:space="preserve">χωρίζεται σε δύο μέρη τα οποία ενώνονται με </w:t>
+      </w:r>
+      <w:r>
+        <w:rPr>
+          <w:rFonts w:asciiTheme="minorHAnsi" w:hAnsiTheme="minorHAnsi"/>
+          <w:sz w:val="24"/>
+          <w:szCs w:val="24"/>
+          <w:lang w:val="en-GB"/>
+        </w:rPr>
+        <w:t>UNION</w:t>
+      </w:r>
+      <w:r>
+        <w:rPr>
+          <w:rFonts w:asciiTheme="minorHAnsi" w:hAnsiTheme="minorHAnsi"/>
+          <w:sz w:val="24"/>
+          <w:szCs w:val="24"/>
+          <w:lang w:val="el-GR"/>
+        </w:rPr>
+        <w:t xml:space="preserve"> </w:t>
+      </w:r>
+      <w:r>
+        <w:rPr>
+          <w:rFonts w:asciiTheme="minorHAnsi" w:hAnsiTheme="minorHAnsi"/>
+          <w:sz w:val="24"/>
+          <w:szCs w:val="24"/>
+          <w:lang w:val="en-GB"/>
+        </w:rPr>
+        <w:t>ALL</w:t>
+      </w:r>
+      <w:r>
+        <w:rPr>
+          <w:rFonts w:asciiTheme="minorHAnsi" w:hAnsiTheme="minorHAnsi"/>
+          <w:sz w:val="24"/>
+          <w:szCs w:val="24"/>
+          <w:lang w:val="el-GR"/>
+        </w:rPr>
+        <w:t xml:space="preserve"> (λόγω ταχύτητας αντί του </w:t>
+      </w:r>
+      <w:r>
+        <w:rPr>
+          <w:rFonts w:asciiTheme="minorHAnsi" w:hAnsiTheme="minorHAnsi"/>
+          <w:sz w:val="24"/>
+          <w:szCs w:val="24"/>
+          <w:lang w:val="en-GB"/>
+        </w:rPr>
+        <w:t>UNION</w:t>
+      </w:r>
+      <w:r>
+        <w:rPr>
+          <w:rFonts w:asciiTheme="minorHAnsi" w:hAnsiTheme="minorHAnsi"/>
+          <w:sz w:val="24"/>
+          <w:szCs w:val="24"/>
+          <w:lang w:val="el-GR"/>
+        </w:rPr>
+        <w:t>)</w:t>
+      </w:r>
+      <w:r>
+        <w:rPr>
+          <w:rFonts w:asciiTheme="minorHAnsi" w:hAnsiTheme="minorHAnsi"/>
+          <w:sz w:val="24"/>
+          <w:szCs w:val="24"/>
+          <w:lang w:val="el-GR"/>
+        </w:rPr>
+        <w:t xml:space="preserve">: Το πρώτο </w:t>
+      </w:r>
+      <w:r>
+        <w:rPr>
+          <w:rFonts w:asciiTheme="minorHAnsi" w:hAnsiTheme="minorHAnsi"/>
+          <w:sz w:val="24"/>
+          <w:szCs w:val="24"/>
+          <w:lang w:val="en-GB"/>
+        </w:rPr>
+        <w:t>select</w:t>
+      </w:r>
+      <w:r>
+        <w:rPr>
+          <w:rFonts w:asciiTheme="minorHAnsi" w:hAnsiTheme="minorHAnsi"/>
+          <w:sz w:val="24"/>
+          <w:szCs w:val="24"/>
+          <w:lang w:val="el-GR"/>
+        </w:rPr>
+        <w:t xml:space="preserve"> </w:t>
+      </w:r>
+      <w:r>
+        <w:rPr>
+          <w:rFonts w:asciiTheme="minorHAnsi" w:hAnsiTheme="minorHAnsi"/>
+          <w:sz w:val="24"/>
+          <w:szCs w:val="24"/>
+          <w:lang w:val="el-GR"/>
+        </w:rPr>
+        <w:t xml:space="preserve">εντοπίζει όλους του ιατρούς που έχουν άμεσο επόπτη και ορίζει το επίπεδο ιεραρχίας τους ως 1. Το δεύτερο </w:t>
+      </w:r>
+      <w:r>
+        <w:rPr>
+          <w:rFonts w:asciiTheme="minorHAnsi" w:hAnsiTheme="minorHAnsi"/>
+          <w:sz w:val="24"/>
+          <w:szCs w:val="24"/>
+          <w:lang w:val="en-GB"/>
+        </w:rPr>
+        <w:t>select</w:t>
+      </w:r>
+      <w:r>
+        <w:rPr>
+          <w:rFonts w:asciiTheme="minorHAnsi" w:hAnsiTheme="minorHAnsi"/>
+          <w:sz w:val="24"/>
+          <w:szCs w:val="24"/>
+          <w:lang w:val="el-GR"/>
+        </w:rPr>
+        <w:t xml:space="preserve"> </w:t>
+      </w:r>
+      <w:r>
+        <w:rPr>
+          <w:rFonts w:asciiTheme="minorHAnsi" w:hAnsiTheme="minorHAnsi"/>
+          <w:sz w:val="24"/>
+          <w:szCs w:val="24"/>
+          <w:lang w:val="el-GR"/>
+        </w:rPr>
+        <w:t xml:space="preserve">εκτελείται επαναλαμβανόμενα και ψάχνει τον νέο επόπτη του προηγούμενου επόπτη. Σε κάθε επανάληψη, το επίπεδο αυξάνεται κατά 1. Η βάση της αναδρομής είναι μόλις το πεδίο του επόπτη να γίνει </w:t>
+      </w:r>
+      <w:r>
+        <w:rPr>
+          <w:rFonts w:asciiTheme="minorHAnsi" w:hAnsiTheme="minorHAnsi"/>
+          <w:sz w:val="24"/>
+          <w:szCs w:val="24"/>
+          <w:lang w:val="en-GB"/>
+        </w:rPr>
+        <w:t>NULL</w:t>
+      </w:r>
+      <w:r>
+        <w:rPr>
+          <w:rFonts w:asciiTheme="minorHAnsi" w:hAnsiTheme="minorHAnsi"/>
+          <w:sz w:val="24"/>
+          <w:szCs w:val="24"/>
+          <w:lang w:val="el-GR"/>
+        </w:rPr>
+        <w:t>.</w:t>
+      </w:r>
+      <w:r>
+        <w:rPr>
+          <w:rFonts w:asciiTheme="minorHAnsi" w:hAnsiTheme="minorHAnsi"/>
+          <w:sz w:val="24"/>
+          <w:szCs w:val="24"/>
+          <w:lang w:val="el-GR"/>
+        </w:rPr>
+        <w:t xml:space="preserve"> </w:t>
+      </w:r>
+    </w:p>
+    <w:p>
+      <w:pPr>
+        <w:pStyle w:val="p1"/>
+        <w:jc w:val="both"/>
+        <w:rPr>
+          <w:rFonts w:asciiTheme="minorHAnsi" w:hAnsiTheme="minorHAnsi"/>
+          <w:sz w:val="24"/>
+          <w:szCs w:val="24"/>
+          <w:lang w:val="el-GR"/>
+        </w:rPr>
+      </w:pPr>
+      <w:r>
+        <w:rPr>
+          <w:rFonts w:asciiTheme="minorHAnsi" w:hAnsiTheme="minorHAnsi"/>
+          <w:sz w:val="24"/>
+          <w:szCs w:val="24"/>
+          <w:lang w:val="el-GR"/>
+        </w:rPr>
+        <w:t xml:space="preserve">Μετά την ολοκλήρωση της αναδρομής, πραγματοποιούμε τρία διαδοχικά </w:t>
+      </w:r>
+      <w:r>
+        <w:rPr>
+          <w:rFonts w:asciiTheme="minorHAnsi" w:hAnsiTheme="minorHAnsi"/>
+          <w:sz w:val="24"/>
+          <w:szCs w:val="24"/>
+          <w:lang w:val="en-GB"/>
+        </w:rPr>
+        <w:t>join</w:t>
+      </w:r>
+      <w:r>
+        <w:rPr>
+          <w:rFonts w:asciiTheme="minorHAnsi" w:hAnsiTheme="minorHAnsi"/>
+          <w:sz w:val="24"/>
+          <w:szCs w:val="24"/>
+          <w:lang w:val="el-GR"/>
+        </w:rPr>
+        <w:t xml:space="preserve">, </w:t>
+      </w:r>
+      <w:r>
+        <w:rPr>
+          <w:rFonts w:asciiTheme="minorHAnsi" w:hAnsiTheme="minorHAnsi"/>
+          <w:sz w:val="24"/>
+          <w:szCs w:val="24"/>
+          <w:lang w:val="el-GR"/>
+        </w:rPr>
+        <w:t xml:space="preserve">ένα με το </w:t>
+      </w:r>
+      <w:r>
+        <w:rPr>
+          <w:rFonts w:asciiTheme="minorHAnsi" w:hAnsiTheme="minorHAnsi"/>
+          <w:sz w:val="24"/>
+          <w:szCs w:val="24"/>
+          <w:lang w:val="en-GB"/>
+        </w:rPr>
+        <w:t>table</w:t>
+      </w:r>
+      <w:r>
+        <w:rPr>
+          <w:rFonts w:asciiTheme="minorHAnsi" w:hAnsiTheme="minorHAnsi"/>
+          <w:sz w:val="24"/>
+          <w:szCs w:val="24"/>
+          <w:lang w:val="el-GR"/>
+        </w:rPr>
+        <w:t xml:space="preserve"> </w:t>
+      </w:r>
+      <w:r>
+        <w:rPr>
+          <w:rFonts w:asciiTheme="minorHAnsi" w:hAnsiTheme="minorHAnsi"/>
+          <w:sz w:val="24"/>
+          <w:szCs w:val="24"/>
+          <w:lang w:val="en-GB"/>
+        </w:rPr>
+        <w:t>personnel</w:t>
+      </w:r>
+      <w:r>
+        <w:rPr>
+          <w:rFonts w:asciiTheme="minorHAnsi" w:hAnsiTheme="minorHAnsi"/>
+          <w:sz w:val="24"/>
+          <w:szCs w:val="24"/>
+          <w:lang w:val="el-GR"/>
+        </w:rPr>
+        <w:t xml:space="preserve"> </w:t>
+      </w:r>
+      <w:r>
+        <w:rPr>
+          <w:rFonts w:asciiTheme="minorHAnsi" w:hAnsiTheme="minorHAnsi"/>
+          <w:sz w:val="24"/>
+          <w:szCs w:val="24"/>
+          <w:lang w:val="el-GR"/>
+        </w:rPr>
+        <w:t xml:space="preserve">για τα στοιχεία του ιατρού, ένα με το </w:t>
+      </w:r>
+      <w:r>
+        <w:rPr>
+          <w:rFonts w:asciiTheme="minorHAnsi" w:hAnsiTheme="minorHAnsi"/>
+          <w:sz w:val="24"/>
+          <w:szCs w:val="24"/>
+          <w:lang w:val="en-GB"/>
+        </w:rPr>
+        <w:t>table</w:t>
+      </w:r>
+      <w:r>
+        <w:rPr>
+          <w:rFonts w:asciiTheme="minorHAnsi" w:hAnsiTheme="minorHAnsi"/>
+          <w:sz w:val="24"/>
+          <w:szCs w:val="24"/>
+          <w:lang w:val="el-GR"/>
+        </w:rPr>
+        <w:t xml:space="preserve"> </w:t>
+      </w:r>
+      <w:r>
+        <w:rPr>
+          <w:rFonts w:asciiTheme="minorHAnsi" w:hAnsiTheme="minorHAnsi"/>
+          <w:sz w:val="24"/>
+          <w:szCs w:val="24"/>
+          <w:lang w:val="en-GB"/>
+        </w:rPr>
+        <w:t>personnel</w:t>
+      </w:r>
+      <w:r>
+        <w:rPr>
+          <w:rFonts w:asciiTheme="minorHAnsi" w:hAnsiTheme="minorHAnsi"/>
+          <w:sz w:val="24"/>
+          <w:szCs w:val="24"/>
+          <w:lang w:val="el-GR"/>
+        </w:rPr>
+        <w:t xml:space="preserve"> </w:t>
+      </w:r>
+      <w:r>
+        <w:rPr>
+          <w:rFonts w:asciiTheme="minorHAnsi" w:hAnsiTheme="minorHAnsi"/>
+          <w:sz w:val="24"/>
+          <w:szCs w:val="24"/>
+          <w:lang w:val="el-GR"/>
+        </w:rPr>
+        <w:t xml:space="preserve">για τα στοιχεία του επόπτη και ένα με το </w:t>
+      </w:r>
+      <w:r>
+        <w:rPr>
+          <w:rFonts w:asciiTheme="minorHAnsi" w:hAnsiTheme="minorHAnsi"/>
+          <w:sz w:val="24"/>
+          <w:szCs w:val="24"/>
+          <w:lang w:val="en-GB"/>
+        </w:rPr>
+        <w:t>table</w:t>
+      </w:r>
+      <w:r>
+        <w:rPr>
+          <w:rFonts w:asciiTheme="minorHAnsi" w:hAnsiTheme="minorHAnsi"/>
+          <w:sz w:val="24"/>
+          <w:szCs w:val="24"/>
+          <w:lang w:val="el-GR"/>
+        </w:rPr>
+        <w:t xml:space="preserve"> </w:t>
+      </w:r>
+      <w:r>
+        <w:rPr>
+          <w:rFonts w:asciiTheme="minorHAnsi" w:hAnsiTheme="minorHAnsi"/>
+          <w:sz w:val="24"/>
+          <w:szCs w:val="24"/>
+          <w:lang w:val="en-GB"/>
+        </w:rPr>
+        <w:t>doctors</w:t>
+      </w:r>
+      <w:r>
+        <w:rPr>
+          <w:rFonts w:asciiTheme="minorHAnsi" w:hAnsiTheme="minorHAnsi"/>
+          <w:sz w:val="24"/>
+          <w:szCs w:val="24"/>
+          <w:lang w:val="el-GR"/>
+        </w:rPr>
+        <w:t xml:space="preserve"> </w:t>
+      </w:r>
+      <w:r>
+        <w:rPr>
+          <w:rFonts w:asciiTheme="minorHAnsi" w:hAnsiTheme="minorHAnsi"/>
+          <w:sz w:val="24"/>
+          <w:szCs w:val="24"/>
+          <w:lang w:val="el-GR"/>
+        </w:rPr>
+        <w:t xml:space="preserve">για την βαθμίδα του ιατρού. Τέλος, ταξινομούμε τα αποτελέσματα πρώτα ανά κωδικό ιατρού και μετά ανά επίπεδο ιεραρχίας, ώστε να μπορούμε να διαβάσουμε όλη την αλυσίδα εποπτείας για κάθε ιατρό ξεχωριστά. </w:t>
+      </w:r>
+    </w:p>
+    <w:p>
+      <w:pPr>
+        <w:pStyle w:val="p1"/>
+        <w:jc w:val="both"/>
+        <w:rPr>
+          <w:rFonts w:asciiTheme="minorHAnsi" w:hAnsiTheme="minorHAnsi"/>
+          <w:sz w:val="24"/>
+          <w:szCs w:val="24"/>
+          <w:lang w:val="el-GR"/>
+        </w:rPr>
+      </w:pPr>
+    </w:p>
+    <w:p>
+      <w:pPr>
+        <w:pStyle w:val="p1"/>
+        <w:jc w:val="both"/>
+        <w:rPr>
+          <w:rFonts w:asciiTheme="minorHAnsi" w:hAnsiTheme="minorHAnsi"/>
+          <w:sz w:val="24"/>
+          <w:szCs w:val="24"/>
+          <w:lang w:val="el-GR"/>
+        </w:rPr>
+      </w:pPr>
+    </w:p>
+    <w:p>
+      <w:pPr>
+        <w:pStyle w:val="p1"/>
+        <w:jc w:val="both"/>
+        <w:rPr>
+          <w:rFonts w:asciiTheme="minorHAnsi" w:hAnsiTheme="minorHAnsi"/>
+          <w:sz w:val="24"/>
+          <w:szCs w:val="24"/>
+          <w:lang w:val="el-GR"/>
+        </w:rPr>
+      </w:pPr>
+    </w:p>
+    <w:p>
+      <w:pPr>
+        <w:pStyle w:val="p1"/>
+        <w:jc w:val="both"/>
+        <w:rPr>
+          <w:rFonts w:asciiTheme="minorHAnsi" w:hAnsiTheme="minorHAnsi"/>
+          <w:sz w:val="24"/>
+          <w:szCs w:val="24"/>
+          <w:lang w:val="el-GR"/>
+        </w:rPr>
+      </w:pPr>
+    </w:p>
+    <w:p>
+      <w:pPr>
+        <w:pStyle w:val="p1"/>
+        <w:jc w:val="both"/>
+        <w:rPr>
+          <w:rFonts w:asciiTheme="minorHAnsi" w:hAnsiTheme="minorHAnsi"/>
+          <w:sz w:val="24"/>
+          <w:szCs w:val="24"/>
+          <w:lang w:val="el-GR"/>
+        </w:rPr>
+      </w:pPr>
+    </w:p>
+    <w:p>
+      <w:pPr>
+        <w:pStyle w:val="p1"/>
+        <w:jc w:val="both"/>
+        <w:rPr>
+          <w:rFonts w:asciiTheme="minorHAnsi" w:hAnsiTheme="minorHAnsi"/>
+          <w:sz w:val="24"/>
+          <w:szCs w:val="24"/>
+          <w:lang w:val="el-GR"/>
+        </w:rPr>
+      </w:pPr>
+    </w:p>
+    <w:p>
+      <w:pPr>
+        <w:pStyle w:val="p1"/>
+        <w:jc w:val="both"/>
+        <w:rPr>
+          <w:rFonts w:asciiTheme="minorHAnsi" w:hAnsiTheme="minorHAnsi"/>
+          <w:sz w:val="24"/>
+          <w:szCs w:val="24"/>
+          <w:lang w:val="el-GR"/>
+        </w:rPr>
+      </w:pPr>
+    </w:p>
+    <w:p>
+      <w:pPr>
+        <w:pStyle w:val="p1"/>
+        <w:jc w:val="both"/>
+        <w:rPr>
+          <w:rFonts w:asciiTheme="minorHAnsi" w:hAnsiTheme="minorHAnsi"/>
+          <w:sz w:val="24"/>
+          <w:szCs w:val="24"/>
+          <w:lang w:val="el-GR"/>
+        </w:rPr>
+      </w:pPr>
+    </w:p>
+    <w:p>
+      <w:pPr>
+        <w:pStyle w:val="p1"/>
+        <w:jc w:val="both"/>
+        <w:rPr>
+          <w:rFonts w:asciiTheme="minorHAnsi" w:hAnsiTheme="minorHAnsi"/>
+          <w:sz w:val="24"/>
+          <w:szCs w:val="24"/>
+          <w:lang w:val="el-GR"/>
+        </w:rPr>
+      </w:pPr>
+    </w:p>
+    <w:p>
+      <w:pPr>
+        <w:pStyle w:val="p1"/>
+        <w:jc w:val="both"/>
+        <w:rPr>
+          <w:rFonts w:asciiTheme="minorHAnsi" w:hAnsiTheme="minorHAnsi"/>
+          <w:sz w:val="24"/>
+          <w:szCs w:val="24"/>
+          <w:lang w:val="el-GR"/>
+        </w:rPr>
+      </w:pPr>
+    </w:p>
+    <w:p>
+      <w:pPr>
+        <w:pStyle w:val="p1"/>
+        <w:jc w:val="both"/>
+        <w:rPr>
+          <w:rFonts w:asciiTheme="minorHAnsi" w:hAnsiTheme="minorHAnsi"/>
+          <w:sz w:val="24"/>
+          <w:szCs w:val="24"/>
+          <w:lang w:val="el-GR"/>
+        </w:rPr>
+      </w:pPr>
+    </w:p>
+    <w:p>
+      <w:pPr>
+        <w:pStyle w:val="p1"/>
+        <w:jc w:val="both"/>
+        <w:rPr>
+          <w:rFonts w:asciiTheme="minorHAnsi" w:hAnsiTheme="minorHAnsi"/>
+          <w:sz w:val="24"/>
+          <w:szCs w:val="24"/>
+          <w:lang w:val="el-GR"/>
+        </w:rPr>
+      </w:pPr>
+    </w:p>
+    <w:p>
+      <w:pPr>
+        <w:pStyle w:val="p1"/>
+        <w:jc w:val="both"/>
+        <w:rPr>
+          <w:rFonts w:asciiTheme="minorHAnsi" w:hAnsiTheme="minorHAnsi"/>
+          <w:sz w:val="24"/>
+          <w:szCs w:val="24"/>
+          <w:lang w:val="el-GR"/>
+        </w:rPr>
+      </w:pPr>
+    </w:p>
+    <w:p>
+      <w:pPr>
+        <w:pStyle w:val="p1"/>
+        <w:jc w:val="both"/>
+        <w:rPr>
+          <w:rFonts w:asciiTheme="minorHAnsi" w:hAnsiTheme="minorHAnsi"/>
+          <w:sz w:val="24"/>
+          <w:szCs w:val="24"/>
+          <w:lang w:val="el-GR"/>
+        </w:rPr>
+      </w:pPr>
+    </w:p>
+    <w:p>
+      <w:pPr>
+        <w:pStyle w:val="p1"/>
+        <w:jc w:val="both"/>
+        <w:rPr>
+          <w:rFonts w:asciiTheme="minorHAnsi" w:hAnsiTheme="minorHAnsi"/>
+          <w:sz w:val="24"/>
+          <w:szCs w:val="24"/>
+          <w:lang w:val="el-GR"/>
+        </w:rPr>
+      </w:pPr>
+    </w:p>
+    <w:p>
+      <w:pPr>
+        <w:pStyle w:val="p1"/>
+        <w:jc w:val="both"/>
+        <w:rPr>
+          <w:rFonts w:asciiTheme="minorHAnsi" w:hAnsiTheme="minorHAnsi"/>
+          <w:sz w:val="24"/>
+          <w:szCs w:val="24"/>
+          <w:lang w:val="el-GR"/>
+        </w:rPr>
+      </w:pPr>
+    </w:p>
+    <w:p>
+      <w:pPr>
+        <w:pStyle w:val="p1"/>
+        <w:jc w:val="both"/>
+        <w:rPr>
+          <w:rFonts w:asciiTheme="minorHAnsi" w:hAnsiTheme="minorHAnsi"/>
+          <w:sz w:val="24"/>
+          <w:szCs w:val="24"/>
+          <w:lang w:val="el-GR"/>
+        </w:rPr>
+      </w:pPr>
+    </w:p>
+    <w:p>
+      <w:pPr>
+        <w:pStyle w:val="p1"/>
+        <w:jc w:val="both"/>
+        <w:rPr>
+          <w:rFonts w:asciiTheme="minorHAnsi" w:hAnsiTheme="minorHAnsi"/>
+          <w:sz w:val="24"/>
+          <w:szCs w:val="24"/>
+          <w:lang w:val="el-GR"/>
+        </w:rPr>
+      </w:pPr>
+    </w:p>
+    <w:p>
+      <w:pPr>
+        <w:pStyle w:val="p1"/>
+        <w:jc w:val="both"/>
+        <w:rPr>
+          <w:rFonts w:asciiTheme="minorHAnsi" w:hAnsiTheme="minorHAnsi"/>
+          <w:sz w:val="24"/>
+          <w:szCs w:val="24"/>
+          <w:lang w:val="el-GR"/>
+        </w:rPr>
+      </w:pPr>
+    </w:p>
+    <w:p>
+      <w:pPr>
+        <w:pStyle w:val="p1"/>
+        <w:jc w:val="both"/>
+        <w:rPr>
+          <w:rFonts w:asciiTheme="minorHAnsi" w:hAnsiTheme="minorHAnsi"/>
+          <w:sz w:val="24"/>
+          <w:szCs w:val="24"/>
+          <w:lang w:val="el-GR"/>
+        </w:rPr>
+      </w:pPr>
+    </w:p>
+    <w:p>
+      <w:pPr>
+        <w:pStyle w:val="p1"/>
+        <w:jc w:val="both"/>
+        <w:rPr>
+          <w:rFonts w:asciiTheme="minorHAnsi" w:hAnsiTheme="minorHAnsi"/>
+          <w:sz w:val="24"/>
+          <w:szCs w:val="24"/>
+          <w:lang w:val="el-GR"/>
+        </w:rPr>
+      </w:pPr>
+    </w:p>
+    <w:p>
+      <w:pPr>
+        <w:pStyle w:val="p1"/>
+        <w:jc w:val="both"/>
+        <w:rPr>
+          <w:rFonts w:asciiTheme="minorHAnsi" w:hAnsiTheme="minorHAnsi"/>
+          <w:sz w:val="24"/>
+          <w:szCs w:val="24"/>
+          <w:lang w:val="el-GR"/>
+        </w:rPr>
+      </w:pPr>
+    </w:p>
+    <w:p>
+      <w:pPr>
+        <w:pStyle w:val="p1"/>
+        <w:jc w:val="both"/>
+        <w:rPr>
+          <w:rFonts w:asciiTheme="minorHAnsi" w:hAnsiTheme="minorHAnsi"/>
+          <w:sz w:val="24"/>
+          <w:szCs w:val="24"/>
+          <w:lang w:val="el-GR"/>
+        </w:rPr>
+      </w:pPr>
+    </w:p>
+    <w:p>
+      <w:pPr>
+        <w:pStyle w:val="p1"/>
+        <w:jc w:val="both"/>
+        <w:rPr>
+          <w:rFonts w:asciiTheme="minorHAnsi" w:hAnsiTheme="minorHAnsi"/>
+          <w:sz w:val="24"/>
+          <w:szCs w:val="24"/>
+          <w:lang w:val="el-GR"/>
+        </w:rPr>
+      </w:pPr>
+    </w:p>
+    <w:p>
+      <w:pPr>
+        <w:pStyle w:val="p1"/>
+        <w:jc w:val="both"/>
+        <w:rPr>
+          <w:rFonts w:asciiTheme="minorHAnsi" w:hAnsiTheme="minorHAnsi"/>
+          <w:sz w:val="24"/>
+          <w:szCs w:val="24"/>
+          <w:lang w:val="el-GR"/>
+        </w:rPr>
+      </w:pPr>
+    </w:p>
+    <w:p>
+      <w:pPr>
+        <w:pStyle w:val="p1"/>
+        <w:jc w:val="both"/>
+        <w:rPr>
+          <w:rFonts w:asciiTheme="minorHAnsi" w:hAnsiTheme="minorHAnsi"/>
+          <w:sz w:val="24"/>
+          <w:szCs w:val="24"/>
+          <w:lang w:val="el-GR"/>
+        </w:rPr>
+      </w:pPr>
+    </w:p>
+    <w:p>
+      <w:pPr>
+        <w:pStyle w:val="p1"/>
+        <w:jc w:val="both"/>
+        <w:rPr>
+          <w:rFonts w:asciiTheme="minorHAnsi" w:hAnsiTheme="minorHAnsi"/>
+          <w:sz w:val="24"/>
+          <w:szCs w:val="24"/>
+          <w:lang w:val="el-GR"/>
+        </w:rPr>
+      </w:pPr>
+    </w:p>
+    <w:p>
+      <w:pPr>
+        <w:pStyle w:val="p1"/>
+        <w:jc w:val="both"/>
+        <w:rPr>
+          <w:rFonts w:asciiTheme="minorHAnsi" w:hAnsiTheme="minorHAnsi"/>
+          <w:sz w:val="24"/>
+          <w:szCs w:val="24"/>
+          <w:lang w:val="el-GR"/>
+        </w:rPr>
+      </w:pPr>
+    </w:p>
+    <w:p>
+      <w:pPr>
+        <w:pStyle w:val="p1"/>
+        <w:jc w:val="both"/>
+        <w:rPr>
+          <w:rFonts w:asciiTheme="minorHAnsi" w:hAnsiTheme="minorHAnsi"/>
+          <w:sz w:val="24"/>
+          <w:szCs w:val="24"/>
+          <w:lang w:val="el-GR"/>
+        </w:rPr>
+      </w:pPr>
+    </w:p>
+    <w:p>
+      <w:pPr>
+        <w:pStyle w:val="p1"/>
+        <w:jc w:val="both"/>
+        <w:rPr>
+          <w:rFonts w:asciiTheme="minorHAnsi" w:hAnsiTheme="minorHAnsi"/>
+          <w:sz w:val="24"/>
+          <w:szCs w:val="24"/>
+          <w:lang w:val="el-GR"/>
+        </w:rPr>
+      </w:pPr>
+    </w:p>
+    <w:p>
+      <w:pPr>
+        <w:pStyle w:val="p1"/>
+        <w:jc w:val="both"/>
+        <w:rPr>
+          <w:rFonts w:asciiTheme="minorHAnsi" w:hAnsiTheme="minorHAnsi"/>
+          <w:sz w:val="24"/>
+          <w:szCs w:val="24"/>
+          <w:lang w:val="el-GR"/>
+        </w:rPr>
+      </w:pPr>
+    </w:p>
+    <w:p>
+      <w:pPr>
+        <w:pStyle w:val="p1"/>
+        <w:jc w:val="both"/>
+        <w:rPr>
+          <w:rFonts w:asciiTheme="minorHAnsi" w:hAnsiTheme="minorHAnsi"/>
+          <w:sz w:val="24"/>
+          <w:szCs w:val="24"/>
+          <w:lang w:val="el-GR"/>
+        </w:rPr>
+      </w:pPr>
+    </w:p>
+    <w:p>
+      <w:pPr>
+        <w:pStyle w:val="p1"/>
+        <w:jc w:val="both"/>
+        <w:rPr>
+          <w:rFonts w:asciiTheme="minorHAnsi" w:hAnsiTheme="minorHAnsi"/>
+          <w:sz w:val="24"/>
+          <w:szCs w:val="24"/>
+          <w:lang w:val="el-GR"/>
+        </w:rPr>
+      </w:pPr>
+    </w:p>
+    <w:p>
+      <w:pPr>
+        <w:pStyle w:val="p1"/>
+        <w:jc w:val="both"/>
+        <w:rPr>
+          <w:rFonts w:asciiTheme="minorHAnsi" w:hAnsiTheme="minorHAnsi"/>
+          <w:sz w:val="24"/>
+          <w:szCs w:val="24"/>
+          <w:lang w:val="el-GR"/>
+        </w:rPr>
+      </w:pPr>
+    </w:p>
+    <w:p>
+      <w:pPr>
+        <w:pStyle w:val="p1"/>
+        <w:jc w:val="both"/>
+        <w:rPr>
+          <w:rFonts w:asciiTheme="minorHAnsi" w:hAnsiTheme="minorHAnsi"/>
+          <w:b/>
+          <w:bCs/>
+          <w:sz w:val="24"/>
+          <w:szCs w:val="24"/>
+          <w:lang w:val="el-GR"/>
+        </w:rPr>
+      </w:pPr>
+      <w:r>
+        <w:rPr>
+          <w:rFonts w:asciiTheme="minorHAnsi" w:hAnsiTheme="minorHAnsi"/>
+          <w:b/>
+          <w:bCs/>
+          <w:sz w:val="24"/>
+          <w:szCs w:val="24"/>
+          <w:lang w:val="el-GR"/>
+        </w:rPr>
+        <w:lastRenderedPageBreak/>
+        <w:t xml:space="preserve">14) </w:t>
+      </w:r>
+      <w:r>
+        <w:rPr>
+          <w:rFonts w:asciiTheme="minorHAnsi" w:hAnsiTheme="minorHAnsi"/>
+          <w:b/>
+          <w:bCs/>
+          <w:sz w:val="24"/>
+          <w:szCs w:val="24"/>
+        </w:rPr>
+        <w:t>Βρείτε ποιες κατηγορίες ICD-10 διαγνώσεων είχαν τον ίδιο αριθμό εισαγωγών σε δύο συνεχόμενα έτη, με τουλάχιστον 5 περιστατικά ανά έτος.</w:t>
+      </w:r>
+    </w:p>
+    <w:p>
+      <w:pPr>
+        <w:pStyle w:val="p1"/>
+        <w:jc w:val="both"/>
+        <w:rPr>
+          <w:rFonts w:asciiTheme="minorHAnsi" w:hAnsiTheme="minorHAnsi"/>
+          <w:sz w:val="24"/>
+          <w:szCs w:val="24"/>
+          <w:lang w:val="el-GR"/>
+        </w:rPr>
+      </w:pPr>
+      <w:r>
+        <w:rPr>
+          <w:rFonts w:asciiTheme="minorHAnsi" w:hAnsiTheme="minorHAnsi"/>
+          <w:sz w:val="24"/>
+          <w:szCs w:val="24"/>
+          <w:lang w:val="el-GR"/>
+        </w:rPr>
+        <w:drawing>
+          <wp:inline distT="0" distB="0" distL="0" distR="0" wp14:anchorId="139EA6EF" wp14:editId="4876DA18">
+            <wp:extent cx="4778154" cy="6348010"/>
+            <wp:effectExtent l="0" t="0" r="3810" b="0"/>
+            <wp:docPr id="722362693" name="Picture 1"/>
+            <wp:cNvGraphicFramePr>
+              <a:graphicFrameLocks xmlns:a="http://schemas.openxmlformats.org/drawingml/2006/main" noChangeAspect="1"/>
+            </wp:cNvGraphicFramePr>
+            <a:graphic xmlns:a="http://schemas.openxmlformats.org/drawingml/2006/main">
+              <a:graphicData uri="http://schemas.openxmlformats.org/drawingml/2006/picture">
+                <pic:pic xmlns:pic="http://schemas.openxmlformats.org/drawingml/2006/picture">
+                  <pic:nvPicPr>
+                    <pic:cNvPr id="722362693" name=""/>
+                    <pic:cNvPicPr/>
+                  </pic:nvPicPr>
+                  <pic:blipFill>
+                    <a:blip r:embed="rId18"/>
+                    <a:stretch>
+                      <a:fillRect/>
+                    </a:stretch>
+                  </pic:blipFill>
+                  <pic:spPr>
+                    <a:xfrm>
+                      <a:off x="0" y="0"/>
+                      <a:ext cx="4778154" cy="6348010"/>
+                    </a:xfrm>
+                    <a:prstGeom prst="rect">
+                      <a:avLst/>
+                    </a:prstGeom>
+                  </pic:spPr>
+                </pic:pic>
+              </a:graphicData>
+            </a:graphic>
+          </wp:inline>
+        </w:drawing>
+      </w:r>
+    </w:p>
+    <w:p>
+      <w:pPr>
+        <w:pStyle w:val="p1"/>
+        <w:jc w:val="both"/>
+        <w:rPr>
+          <w:rFonts w:asciiTheme="minorHAnsi" w:hAnsiTheme="minorHAnsi"/>
+          <w:sz w:val="24"/>
+          <w:szCs w:val="24"/>
+          <w:lang w:val="el-GR"/>
+        </w:rPr>
+      </w:pPr>
+      <w:r>
+        <w:rPr>
+          <w:rFonts w:asciiTheme="minorHAnsi" w:hAnsiTheme="minorHAnsi"/>
+          <w:sz w:val="24"/>
+          <w:szCs w:val="24"/>
+          <w:lang w:val="el-GR"/>
+        </w:rPr>
+        <w:t xml:space="preserve">Αρχικά, από τον πίνακα </w:t>
+      </w:r>
+      <w:r>
+        <w:rPr>
+          <w:rFonts w:asciiTheme="minorHAnsi" w:hAnsiTheme="minorHAnsi"/>
+          <w:sz w:val="24"/>
+          <w:szCs w:val="24"/>
+          <w:lang w:val="en-GB"/>
+        </w:rPr>
+        <w:t>admission</w:t>
+      </w:r>
+      <w:r>
+        <w:rPr>
+          <w:rFonts w:asciiTheme="minorHAnsi" w:hAnsiTheme="minorHAnsi"/>
+          <w:sz w:val="24"/>
+          <w:szCs w:val="24"/>
+          <w:lang w:val="el-GR"/>
+        </w:rPr>
+        <w:t xml:space="preserve"> </w:t>
+      </w:r>
+      <w:r>
+        <w:rPr>
+          <w:rFonts w:asciiTheme="minorHAnsi" w:hAnsiTheme="minorHAnsi"/>
+          <w:sz w:val="24"/>
+          <w:szCs w:val="24"/>
+          <w:lang w:val="el-GR"/>
+        </w:rPr>
+        <w:t xml:space="preserve">κρατάμε τα δεδομένα που μας ενδιαφέρουν στον </w:t>
+      </w:r>
+      <w:r>
+        <w:rPr>
+          <w:rFonts w:asciiTheme="minorHAnsi" w:hAnsiTheme="minorHAnsi"/>
+          <w:sz w:val="24"/>
+          <w:szCs w:val="24"/>
+          <w:lang w:val="en-GB"/>
+        </w:rPr>
+        <w:t>CTE</w:t>
+      </w:r>
+      <w:r>
+        <w:rPr>
+          <w:rFonts w:asciiTheme="minorHAnsi" w:hAnsiTheme="minorHAnsi"/>
+          <w:sz w:val="24"/>
+          <w:szCs w:val="24"/>
+          <w:lang w:val="el-GR"/>
+        </w:rPr>
+        <w:t xml:space="preserve"> </w:t>
+      </w:r>
+      <w:proofErr w:type="spellStart"/>
+      <w:r>
+        <w:rPr>
+          <w:rFonts w:asciiTheme="minorHAnsi" w:hAnsiTheme="minorHAnsi"/>
+          <w:sz w:val="24"/>
+          <w:szCs w:val="24"/>
+          <w:lang w:val="en-GB"/>
+        </w:rPr>
+        <w:t>YearlyDiagnosisCounts</w:t>
+      </w:r>
+      <w:proofErr w:type="spellEnd"/>
+      <w:r>
+        <w:rPr>
+          <w:rFonts w:asciiTheme="minorHAnsi" w:hAnsiTheme="minorHAnsi"/>
+          <w:sz w:val="24"/>
+          <w:szCs w:val="24"/>
+          <w:lang w:val="el-GR"/>
+        </w:rPr>
+        <w:t xml:space="preserve">: οι διαγνώσεις να είναι από τα έτη 2025 και 2026 και το πλήθος των διαφορετικών </w:t>
+      </w:r>
+      <w:r>
+        <w:rPr>
+          <w:rFonts w:asciiTheme="minorHAnsi" w:hAnsiTheme="minorHAnsi"/>
+          <w:sz w:val="24"/>
+          <w:szCs w:val="24"/>
+          <w:lang w:val="el-GR"/>
+        </w:rPr>
+        <w:t>περιστατικών</w:t>
+      </w:r>
+      <w:r>
+        <w:rPr>
+          <w:rFonts w:asciiTheme="minorHAnsi" w:hAnsiTheme="minorHAnsi"/>
+          <w:sz w:val="24"/>
+          <w:szCs w:val="24"/>
+          <w:lang w:val="el-GR"/>
+        </w:rPr>
+        <w:t xml:space="preserve"> να είναι μεγαλύτερο από 5. Στη συνέχεια, κάνουμε αυτόν τον πίνακα </w:t>
+      </w:r>
+      <w:r>
+        <w:rPr>
+          <w:rFonts w:asciiTheme="minorHAnsi" w:hAnsiTheme="minorHAnsi"/>
+          <w:sz w:val="24"/>
+          <w:szCs w:val="24"/>
+          <w:lang w:val="en-GB"/>
+        </w:rPr>
+        <w:t>self</w:t>
+      </w:r>
+      <w:r>
+        <w:rPr>
+          <w:rFonts w:asciiTheme="minorHAnsi" w:hAnsiTheme="minorHAnsi"/>
+          <w:sz w:val="24"/>
+          <w:szCs w:val="24"/>
+          <w:lang w:val="el-GR"/>
+        </w:rPr>
+        <w:t>-</w:t>
+      </w:r>
+      <w:r>
+        <w:rPr>
+          <w:rFonts w:asciiTheme="minorHAnsi" w:hAnsiTheme="minorHAnsi"/>
+          <w:sz w:val="24"/>
+          <w:szCs w:val="24"/>
+          <w:lang w:val="en-GB"/>
+        </w:rPr>
+        <w:t>join</w:t>
+      </w:r>
+      <w:r>
+        <w:rPr>
+          <w:rFonts w:asciiTheme="minorHAnsi" w:hAnsiTheme="minorHAnsi"/>
+          <w:sz w:val="24"/>
+          <w:szCs w:val="24"/>
+          <w:lang w:val="el-GR"/>
+        </w:rPr>
+        <w:t xml:space="preserve"> </w:t>
+      </w:r>
+      <w:r>
+        <w:rPr>
+          <w:rFonts w:asciiTheme="minorHAnsi" w:hAnsiTheme="minorHAnsi"/>
+          <w:sz w:val="24"/>
+          <w:szCs w:val="24"/>
+          <w:lang w:val="el-GR"/>
+        </w:rPr>
+        <w:t xml:space="preserve">και κρατάμε τις εγγραφές οι οποίες έχουν την ίδια διάγνωση, η πρώτη είναι στο 2025 και η δεύτερη στο 2026 και ο αριθμός των </w:t>
+      </w:r>
+      <w:r>
+        <w:rPr>
+          <w:rFonts w:asciiTheme="minorHAnsi" w:hAnsiTheme="minorHAnsi"/>
+          <w:sz w:val="24"/>
+          <w:szCs w:val="24"/>
+          <w:lang w:val="el-GR"/>
+        </w:rPr>
+        <w:t>περιστατικών να είναι</w:t>
+      </w:r>
+      <w:r>
+        <w:rPr>
+          <w:rFonts w:asciiTheme="minorHAnsi" w:hAnsiTheme="minorHAnsi"/>
+          <w:sz w:val="24"/>
+          <w:szCs w:val="24"/>
+          <w:lang w:val="el-GR"/>
+        </w:rPr>
+        <w:t xml:space="preserve"> ίδιος. </w:t>
+      </w:r>
+      <w:r>
+        <w:rPr>
+          <w:rFonts w:asciiTheme="minorHAnsi" w:hAnsiTheme="minorHAnsi"/>
+          <w:sz w:val="24"/>
+          <w:szCs w:val="24"/>
+          <w:lang w:val="el-GR"/>
+        </w:rPr>
+        <w:t xml:space="preserve">Τέλος, συνδέουμε και τον πίνακα </w:t>
+      </w:r>
+      <w:r>
+        <w:rPr>
+          <w:rFonts w:asciiTheme="minorHAnsi" w:hAnsiTheme="minorHAnsi"/>
+          <w:sz w:val="24"/>
+          <w:szCs w:val="24"/>
+          <w:lang w:val="en-GB"/>
+        </w:rPr>
+        <w:t>diagnosis</w:t>
+      </w:r>
+      <w:r>
+        <w:rPr>
+          <w:rFonts w:asciiTheme="minorHAnsi" w:hAnsiTheme="minorHAnsi"/>
+          <w:sz w:val="24"/>
+          <w:szCs w:val="24"/>
+          <w:lang w:val="el-GR"/>
+        </w:rPr>
+        <w:t xml:space="preserve"> </w:t>
+      </w:r>
+      <w:r>
+        <w:rPr>
+          <w:rFonts w:asciiTheme="minorHAnsi" w:hAnsiTheme="minorHAnsi"/>
+          <w:sz w:val="24"/>
+          <w:szCs w:val="24"/>
+          <w:lang w:val="el-GR"/>
+        </w:rPr>
+        <w:t xml:space="preserve">ώστε να πάρουμε την περιγραφή της κάθε διάγνωσης, καθώς μέχρι τώρα δουλεύαμε με τα </w:t>
+      </w:r>
+      <w:proofErr w:type="spellStart"/>
+      <w:r>
+        <w:rPr>
+          <w:rFonts w:asciiTheme="minorHAnsi" w:hAnsiTheme="minorHAnsi"/>
+          <w:sz w:val="24"/>
+          <w:szCs w:val="24"/>
+          <w:lang w:val="en-GB"/>
+        </w:rPr>
+        <w:t>icd</w:t>
+      </w:r>
+      <w:proofErr w:type="spellEnd"/>
+      <w:r>
+        <w:rPr>
+          <w:rFonts w:asciiTheme="minorHAnsi" w:hAnsiTheme="minorHAnsi"/>
+          <w:sz w:val="24"/>
+          <w:szCs w:val="24"/>
+          <w:lang w:val="el-GR"/>
+        </w:rPr>
+        <w:t>_</w:t>
+      </w:r>
+      <w:r>
+        <w:rPr>
+          <w:rFonts w:asciiTheme="minorHAnsi" w:hAnsiTheme="minorHAnsi"/>
+          <w:sz w:val="24"/>
+          <w:szCs w:val="24"/>
+          <w:lang w:val="en-GB"/>
+        </w:rPr>
+        <w:t>ids</w:t>
+      </w:r>
+      <w:r>
+        <w:rPr>
+          <w:rFonts w:asciiTheme="minorHAnsi" w:hAnsiTheme="minorHAnsi"/>
+          <w:sz w:val="24"/>
+          <w:szCs w:val="24"/>
+          <w:lang w:val="el-GR"/>
+        </w:rPr>
+        <w:t xml:space="preserve"> </w:t>
+      </w:r>
+      <w:r>
+        <w:rPr>
+          <w:rFonts w:asciiTheme="minorHAnsi" w:hAnsiTheme="minorHAnsi"/>
+          <w:sz w:val="24"/>
+          <w:szCs w:val="24"/>
+          <w:lang w:val="el-GR"/>
+        </w:rPr>
+        <w:t xml:space="preserve">τους. </w:t>
+      </w:r>
+    </w:p>
     <w:sectPr>
       <w:pgSz w:w="11906" w:h="16838"/>
       <w:pgMar w:top="1440" w:right="1440" w:bottom="1440" w:left="1440" w:header="708" w:footer="708" w:gutter="0"/>
@@ -5040,7 +8880,7 @@
         <w:kern w:val="2"/>
         <w:sz w:val="24"/>
         <w:szCs w:val="24"/>
-        <w:lang w:val="en-GR" w:eastAsia="en-US" w:bidi="ar-SA"/>
+        <w:lang w:eastAsia="en-US" w:bidi="ar-SA"/>
         <w14:ligatures w14:val="standardContextual"/>
       </w:rPr>
     </w:rPrDefault>
@@ -5634,7 +9474,6 @@
   <w:style w:type="character" w:default="1" w:styleId="DefaultParagraphFont">
     <w:name w:val="Default Paragraph Font"/>
     <w:uiPriority w:val="1"/>
-    <w:semiHidden/>
     <w:unhideWhenUsed/>
   </w:style>
   <w:style w:type="table" w:default="1" w:styleId="TableNormal">
